--- a/러시아 인권변호사/2부/2부_10화_파벨의_배신_발각.docx
+++ b/러시아 인권변호사/2부/2부_10화_파벨의_배신_발각.docx
@@ -203,67 +203,7 @@
           <w:i w:val="0"/>
           <w:sz w:val="22"/>
         </w:rPr>
-        <w:t>Это не всё. Их юристы цитировали формулировки из нашей экспертизы. Дословно. «Пневмокониоз второй стадии, профессиональная этиология». Той самой экспертизы, которую мы держали в строгой тайне.</w:t>
-      </w:r>
-    </w:p>
-    <w:p>
-      <w:pPr>
-        <w:spacing w:before="0" w:after="110" w:line="300" w:lineRule="auto"/>
-      </w:pPr>
-      <w:r>
-        <w:rPr>
-          <w:rFonts w:ascii="Times New Roman" w:hAnsi="Times New Roman" w:eastAsia="Malgun Gothic"/>
-          <w:b/>
-          <w:i w:val="0"/>
-          <w:sz w:val="22"/>
-        </w:rPr>
-        <w:t xml:space="preserve">Лёша: </w:t>
-      </w:r>
-      <w:r>
-        <w:rPr>
-          <w:rFonts w:ascii="Times New Roman" w:hAnsi="Times New Roman" w:eastAsia="Malgun Gothic"/>
-          <w:b w:val="0"/>
-          <w:i w:val="0"/>
-          <w:sz w:val="22"/>
-        </w:rPr>
-        <w:t>Это невозможно. Её видели буквально несколько человек.</w:t>
-      </w:r>
-    </w:p>
-    <w:p>
-      <w:pPr>
-        <w:spacing w:before="0" w:after="110" w:line="300" w:lineRule="auto"/>
-      </w:pPr>
-      <w:r>
-        <w:rPr>
-          <w:rFonts w:ascii="Times New Roman" w:hAnsi="Times New Roman" w:eastAsia="Malgun Gothic"/>
-          <w:b/>
-          <w:i w:val="0"/>
-          <w:sz w:val="22"/>
-        </w:rPr>
-        <w:t xml:space="preserve">Корюкин: </w:t>
-      </w:r>
-      <w:r>
-        <w:rPr>
-          <w:rFonts w:ascii="Times New Roman" w:hAnsi="Times New Roman" w:eastAsia="Malgun Gothic"/>
-          <w:b w:val="0"/>
-          <w:i w:val="0"/>
-          <w:sz w:val="22"/>
-        </w:rPr>
-        <w:t>И ещё, Алексей Николаевич: Зуйков, наш бригадир, вчера отказался от показаний. Говорит — испугался. К нему домой приходили двое, «поговорить о пенсии». Кто-то знал о нём заранее и успел надавить.</w:t>
-      </w:r>
-    </w:p>
-    <w:p>
-      <w:pPr>
-        <w:spacing w:before="0" w:after="110" w:line="300" w:lineRule="auto"/>
-      </w:pPr>
-      <w:r>
-        <w:rPr>
-          <w:rFonts w:ascii="Times New Roman" w:hAnsi="Times New Roman" w:eastAsia="Malgun Gothic"/>
-          <w:b/>
-          <w:i w:val="0"/>
-          <w:sz w:val="22"/>
-        </w:rPr>
-        <w:t xml:space="preserve">Лёша: </w:t>
+        <w:t xml:space="preserve">Откажемся, конечно. Только они слишком спокойны для людей, которых завтра потащат в суд. Как будто уже знают, что суд им не страшен. </w:t>
       </w:r>
       <w:r>
         <w:rPr>
@@ -273,7 +213,7 @@
           <w:color w:val="555555"/>
           <w:sz w:val="22"/>
         </w:rPr>
-        <w:t>(долгая пауза)</w:t>
+        <w:t>(пауза)</w:t>
       </w:r>
       <w:r>
         <w:rPr>
@@ -282,7 +222,7 @@
           <w:i w:val="0"/>
           <w:sz w:val="22"/>
         </w:rPr>
-        <w:t xml:space="preserve"> Держите остальных свидетелей в курсе, но никаких фамилий по телефону. Я перезвоню.</w:t>
+        <w:t xml:space="preserve"> Это не всё. Их юристы цитировали формулировки из нашей экспертизы. Дословно. «Пневмокониоз второй стадии, профессиональная этиология». Той самой экспертизы, которую мы держали в строгой тайне.</w:t>
       </w:r>
     </w:p>
     <w:p>
@@ -296,7 +236,7 @@
           <w:i w:val="0"/>
           <w:sz w:val="22"/>
         </w:rPr>
-        <w:t xml:space="preserve">Корюкин: </w:t>
+        <w:t xml:space="preserve">Лёша: </w:t>
       </w:r>
       <w:r>
         <w:rPr>
@@ -305,7 +245,266 @@
           <w:i w:val="0"/>
           <w:sz w:val="22"/>
         </w:rPr>
+        <w:t>Это невозможно. Её видели буквально несколько человек.</w:t>
+      </w:r>
+    </w:p>
+    <w:p>
+      <w:pPr>
+        <w:spacing w:before="0" w:after="110" w:line="300" w:lineRule="auto"/>
+      </w:pPr>
+      <w:r>
+        <w:rPr>
+          <w:rFonts w:ascii="Times New Roman" w:hAnsi="Times New Roman" w:eastAsia="Malgun Gothic"/>
+          <w:b/>
+          <w:i w:val="0"/>
+          <w:sz w:val="22"/>
+        </w:rPr>
+        <w:t xml:space="preserve">Корюкин: </w:t>
+      </w:r>
+      <w:r>
+        <w:rPr>
+          <w:rFonts w:ascii="Times New Roman" w:hAnsi="Times New Roman" w:eastAsia="Malgun Gothic"/>
+          <w:b w:val="0"/>
+          <w:i w:val="0"/>
+          <w:sz w:val="22"/>
+        </w:rPr>
+        <w:t>Возможно, Алексей Николаевич. Раз цитируют — значит, возможно. Я в Перми не первый год и знаю, как пахнет, когда документ ушёл на сторону. И ещё: Зуйков, наш бригадир, вчера отказался от показаний. Говорит — испугался. К нему домой приходили двое, «поговорить о пенсии». Кто-то знал о нём заранее и успел надавить.</w:t>
+      </w:r>
+    </w:p>
+    <w:p>
+      <w:pPr>
+        <w:spacing w:before="0" w:after="110" w:line="300" w:lineRule="auto"/>
+      </w:pPr>
+      <w:r>
+        <w:rPr>
+          <w:rFonts w:ascii="Times New Roman" w:hAnsi="Times New Roman" w:eastAsia="Malgun Gothic"/>
+          <w:b/>
+          <w:i w:val="0"/>
+          <w:sz w:val="22"/>
+        </w:rPr>
+        <w:t xml:space="preserve">Лёша: </w:t>
+      </w:r>
+      <w:r>
+        <w:rPr>
+          <w:rFonts w:ascii="Times New Roman" w:hAnsi="Times New Roman" w:eastAsia="Malgun Gothic"/>
+          <w:b w:val="0"/>
+          <w:i w:val="0"/>
+          <w:sz w:val="22"/>
+        </w:rPr>
+        <w:t>Как Зуйков сейчас?</w:t>
+      </w:r>
+    </w:p>
+    <w:p>
+      <w:pPr>
+        <w:spacing w:before="0" w:after="110" w:line="300" w:lineRule="auto"/>
+      </w:pPr>
+      <w:r>
+        <w:rPr>
+          <w:rFonts w:ascii="Times New Roman" w:hAnsi="Times New Roman" w:eastAsia="Malgun Gothic"/>
+          <w:b/>
+          <w:i w:val="0"/>
+          <w:sz w:val="22"/>
+        </w:rPr>
+        <w:t xml:space="preserve">Корюкин: </w:t>
+      </w:r>
+      <w:r>
+        <w:rPr>
+          <w:rFonts w:ascii="Times New Roman" w:hAnsi="Times New Roman" w:eastAsia="Malgun Gothic"/>
+          <w:b w:val="0"/>
+          <w:i w:val="0"/>
+          <w:sz w:val="22"/>
+        </w:rPr>
+        <w:t>Сидит дома, трубку не берёт. Жена сказала: «Не звоните больше. У нас внуки». Я не стал настаивать.</w:t>
+      </w:r>
+    </w:p>
+    <w:p>
+      <w:pPr>
+        <w:spacing w:before="0" w:after="110" w:line="300" w:lineRule="auto"/>
+      </w:pPr>
+      <w:r>
+        <w:rPr>
+          <w:rFonts w:ascii="Times New Roman" w:hAnsi="Times New Roman" w:eastAsia="Malgun Gothic"/>
+          <w:b/>
+          <w:i w:val="0"/>
+          <w:sz w:val="22"/>
+        </w:rPr>
+        <w:t xml:space="preserve">Лёша: </w:t>
+      </w:r>
+      <w:r>
+        <w:rPr>
+          <w:rFonts w:ascii="Times New Roman" w:hAnsi="Times New Roman" w:eastAsia="Malgun Gothic"/>
+          <w:b w:val="0"/>
+          <w:i w:val="0"/>
+          <w:sz w:val="22"/>
+        </w:rPr>
+        <w:t xml:space="preserve">И правильно. Давить на него — значит делать то же, что они. </w:t>
+      </w:r>
+      <w:r>
+        <w:rPr>
+          <w:rFonts w:ascii="Times New Roman" w:hAnsi="Times New Roman" w:eastAsia="Malgun Gothic"/>
+          <w:b w:val="0"/>
+          <w:i/>
+          <w:color w:val="555555"/>
+          <w:sz w:val="22"/>
+        </w:rPr>
+        <w:t>(долгая пауза)</w:t>
+      </w:r>
+      <w:r>
+        <w:rPr>
+          <w:rFonts w:ascii="Times New Roman" w:hAnsi="Times New Roman" w:eastAsia="Malgun Gothic"/>
+          <w:b w:val="0"/>
+          <w:i w:val="0"/>
+          <w:sz w:val="22"/>
+        </w:rPr>
+        <w:t xml:space="preserve"> Держите остальных свидетелей в курсе, но никаких фамилий по телефону. Я перезвоню.</w:t>
+      </w:r>
+    </w:p>
+    <w:p>
+      <w:pPr>
+        <w:spacing w:before="0" w:after="110" w:line="300" w:lineRule="auto"/>
+      </w:pPr>
+      <w:r>
+        <w:rPr>
+          <w:rFonts w:ascii="Times New Roman" w:hAnsi="Times New Roman" w:eastAsia="Malgun Gothic"/>
+          <w:b/>
+          <w:i w:val="0"/>
+          <w:sz w:val="22"/>
+        </w:rPr>
+        <w:t xml:space="preserve">Корюкин: </w:t>
+      </w:r>
+      <w:r>
+        <w:rPr>
+          <w:rFonts w:ascii="Times New Roman" w:hAnsi="Times New Roman" w:eastAsia="Malgun Gothic"/>
+          <w:b w:val="0"/>
+          <w:i w:val="0"/>
+          <w:sz w:val="22"/>
+        </w:rPr>
         <w:t>Алексей Николаевич… у вас течёт. И не у меня — я своих проверил.</w:t>
+      </w:r>
+    </w:p>
+    <w:p>
+      <w:pPr>
+        <w:spacing w:before="0" w:after="110" w:line="300" w:lineRule="auto"/>
+      </w:pPr>
+      <w:r>
+        <w:rPr>
+          <w:rFonts w:ascii="Times New Roman" w:hAnsi="Times New Roman" w:eastAsia="Malgun Gothic"/>
+          <w:b/>
+          <w:i w:val="0"/>
+          <w:sz w:val="22"/>
+        </w:rPr>
+        <w:t xml:space="preserve">Лёша: </w:t>
+      </w:r>
+      <w:r>
+        <w:rPr>
+          <w:rFonts w:ascii="Times New Roman" w:hAnsi="Times New Roman" w:eastAsia="Malgun Gothic"/>
+          <w:b w:val="0"/>
+          <w:i/>
+          <w:color w:val="555555"/>
+          <w:sz w:val="22"/>
+        </w:rPr>
+        <w:t>(смотрит на ведро под потолком, горько)</w:t>
+      </w:r>
+      <w:r>
+        <w:rPr>
+          <w:rFonts w:ascii="Times New Roman" w:hAnsi="Times New Roman" w:eastAsia="Malgun Gothic"/>
+          <w:b w:val="0"/>
+          <w:i w:val="0"/>
+          <w:sz w:val="22"/>
+        </w:rPr>
+        <w:t xml:space="preserve"> У нас всё течёт, Иван Сергеевич. Но я понял, о чём вы.</w:t>
+      </w:r>
+    </w:p>
+    <w:p>
+      <w:pPr>
+        <w:spacing w:before="0" w:after="110" w:line="300" w:lineRule="auto"/>
+      </w:pPr>
+      <w:r>
+        <w:rPr>
+          <w:rFonts w:ascii="Times New Roman" w:hAnsi="Times New Roman" w:eastAsia="Malgun Gothic"/>
+          <w:b/>
+          <w:i w:val="0"/>
+          <w:sz w:val="22"/>
+        </w:rPr>
+        <w:t xml:space="preserve">Корюкин: </w:t>
+      </w:r>
+      <w:r>
+        <w:rPr>
+          <w:rFonts w:ascii="Times New Roman" w:hAnsi="Times New Roman" w:eastAsia="Malgun Gothic"/>
+          <w:b w:val="0"/>
+          <w:i w:val="0"/>
+          <w:sz w:val="22"/>
+        </w:rPr>
+        <w:t>Тогда ищите быстро. Пока течёт, в суд идти нельзя. Я отложу подачу на неделю — формально «для уточнения требований».</w:t>
+      </w:r>
+    </w:p>
+    <w:p>
+      <w:pPr>
+        <w:spacing w:before="0" w:after="110" w:line="300" w:lineRule="auto"/>
+      </w:pPr>
+      <w:r>
+        <w:rPr>
+          <w:rFonts w:ascii="Times New Roman" w:hAnsi="Times New Roman" w:eastAsia="Malgun Gothic"/>
+          <w:b/>
+          <w:i w:val="0"/>
+          <w:sz w:val="22"/>
+        </w:rPr>
+        <w:t xml:space="preserve">Лёша: </w:t>
+      </w:r>
+      <w:r>
+        <w:rPr>
+          <w:rFonts w:ascii="Times New Roman" w:hAnsi="Times New Roman" w:eastAsia="Malgun Gothic"/>
+          <w:b w:val="0"/>
+          <w:i w:val="0"/>
+          <w:sz w:val="22"/>
+        </w:rPr>
+        <w:t>Откладывайте. Неделю я найду.</w:t>
+      </w:r>
+    </w:p>
+    <w:p>
+      <w:pPr>
+        <w:spacing w:before="0" w:after="110" w:line="300" w:lineRule="auto"/>
+      </w:pPr>
+      <w:r>
+        <w:rPr>
+          <w:rFonts w:ascii="Times New Roman" w:hAnsi="Times New Roman" w:eastAsia="Malgun Gothic"/>
+          <w:b/>
+          <w:i w:val="0"/>
+          <w:sz w:val="22"/>
+        </w:rPr>
+        <w:t xml:space="preserve">Корюкин: </w:t>
+      </w:r>
+      <w:r>
+        <w:rPr>
+          <w:rFonts w:ascii="Times New Roman" w:hAnsi="Times New Roman" w:eastAsia="Malgun Gothic"/>
+          <w:b w:val="0"/>
+          <w:i w:val="0"/>
+          <w:sz w:val="22"/>
+        </w:rPr>
+        <w:t>И, Алексей Николаевич… найдите сами. Не хочу, чтобы это выглядело так, будто пермяк проверяет москвичей.</w:t>
+      </w:r>
+    </w:p>
+    <w:p>
+      <w:pPr>
+        <w:spacing w:before="0" w:after="110" w:line="300" w:lineRule="auto"/>
+      </w:pPr>
+      <w:r>
+        <w:rPr>
+          <w:rFonts w:ascii="Times New Roman" w:hAnsi="Times New Roman" w:eastAsia="Malgun Gothic"/>
+          <w:b/>
+          <w:i w:val="0"/>
+          <w:sz w:val="22"/>
+        </w:rPr>
+        <w:t xml:space="preserve">Лёша: </w:t>
+      </w:r>
+      <w:r>
+        <w:rPr>
+          <w:rFonts w:ascii="Times New Roman" w:hAnsi="Times New Roman" w:eastAsia="Malgun Gothic"/>
+          <w:b w:val="0"/>
+          <w:i w:val="0"/>
+          <w:sz w:val="22"/>
+        </w:rPr>
+        <w:t>Понимаю. Найду сам.</w:t>
       </w:r>
     </w:p>
     <w:p>
@@ -390,99 +589,7 @@
           <w:i w:val="0"/>
           <w:sz w:val="22"/>
         </w:rPr>
-        <w:t>Экспертизу видели пятеро: вы, я, Корюкин, Ольга Викторовна — до ареста, в черновике — и Павел Геннадьевич, через общую папку, он же готовил иск.</w:t>
-      </w:r>
-    </w:p>
-    <w:p>
-      <w:pPr>
-        <w:spacing w:before="0" w:after="110" w:line="300" w:lineRule="auto"/>
-      </w:pPr>
-      <w:r>
-        <w:rPr>
-          <w:rFonts w:ascii="Times New Roman" w:hAnsi="Times New Roman" w:eastAsia="Malgun Gothic"/>
-          <w:b/>
-          <w:i w:val="0"/>
-          <w:sz w:val="22"/>
-        </w:rPr>
-        <w:t xml:space="preserve">Лёша: </w:t>
-      </w:r>
-      <w:r>
-        <w:rPr>
-          <w:rFonts w:ascii="Times New Roman" w:hAnsi="Times New Roman" w:eastAsia="Malgun Gothic"/>
-          <w:b w:val="0"/>
-          <w:i w:val="0"/>
-          <w:sz w:val="22"/>
-        </w:rPr>
-        <w:t>А дата подачи?</w:t>
-      </w:r>
-    </w:p>
-    <w:p>
-      <w:pPr>
-        <w:spacing w:before="0" w:after="110" w:line="300" w:lineRule="auto"/>
-      </w:pPr>
-      <w:r>
-        <w:rPr>
-          <w:rFonts w:ascii="Times New Roman" w:hAnsi="Times New Roman" w:eastAsia="Malgun Gothic"/>
-          <w:b/>
-          <w:i w:val="0"/>
-          <w:sz w:val="22"/>
-        </w:rPr>
-        <w:t xml:space="preserve">Катя: </w:t>
-      </w:r>
-      <w:r>
-        <w:rPr>
-          <w:rFonts w:ascii="Times New Roman" w:hAnsi="Times New Roman" w:eastAsia="Malgun Gothic"/>
-          <w:b w:val="0"/>
-          <w:i w:val="0"/>
-          <w:sz w:val="22"/>
-        </w:rPr>
-        <w:t>Дату назначили три недели назад, на видеосовещании. Я вела протокол. Были вы, я, Корюкин и Павел Геннадьевич — он подключался из Новокруцка. Больше никто. Ольге Викторовне мы дату не сообщали: ей запрещены телефон и интернет, кроме связи с вами, а вы с ней о Перми не говорили.</w:t>
-      </w:r>
-    </w:p>
-    <w:p>
-      <w:pPr>
-        <w:spacing w:before="0" w:after="110" w:line="300" w:lineRule="auto"/>
-      </w:pPr>
-      <w:r>
-        <w:rPr>
-          <w:rFonts w:ascii="Times New Roman" w:hAnsi="Times New Roman" w:eastAsia="Malgun Gothic"/>
-          <w:b/>
-          <w:i w:val="0"/>
-          <w:sz w:val="22"/>
-        </w:rPr>
-        <w:t xml:space="preserve">Лёша: </w:t>
-      </w:r>
-      <w:r>
-        <w:rPr>
-          <w:rFonts w:ascii="Times New Roman" w:hAnsi="Times New Roman" w:eastAsia="Malgun Gothic"/>
-          <w:b w:val="0"/>
-          <w:i w:val="0"/>
-          <w:sz w:val="22"/>
-        </w:rPr>
-        <w:t>Не говорил. У неё своих забот хватает.</w:t>
-      </w:r>
-    </w:p>
-    <w:p>
-      <w:pPr>
-        <w:spacing w:before="0" w:after="110" w:line="300" w:lineRule="auto"/>
-      </w:pPr>
-      <w:r>
-        <w:rPr>
-          <w:rFonts w:ascii="Times New Roman" w:hAnsi="Times New Roman" w:eastAsia="Malgun Gothic"/>
-          <w:b/>
-          <w:i w:val="0"/>
-          <w:sz w:val="22"/>
-        </w:rPr>
-        <w:t xml:space="preserve">Катя: </w:t>
-      </w:r>
-      <w:r>
-        <w:rPr>
-          <w:rFonts w:ascii="Times New Roman" w:hAnsi="Times New Roman" w:eastAsia="Malgun Gothic"/>
-          <w:b w:val="0"/>
-          <w:i w:val="0"/>
-          <w:sz w:val="22"/>
-        </w:rPr>
-        <w:t>А о бригадире знали ещё раньше. Ещё в самом начале, когда мы только нашли Зуйкова, вы сами обсуждали его с Павлом Геннадьевичем при мне — что он единственный, кто готов выступить.</w:t>
+        <w:t>Я проверила журнал доступа к общей папке. Экспертизу открывали шесть раз. Четыре раза — с наших компьютеров. Два — из Новокруцка, в ночь после того, как она пришла.</w:t>
       </w:r>
     </w:p>
     <w:p>
@@ -506,7 +613,7 @@
           <w:color w:val="555555"/>
           <w:sz w:val="22"/>
         </w:rPr>
-        <w:t>(лицо каменеет)</w:t>
+        <w:t>(глухо)</w:t>
       </w:r>
       <w:r>
         <w:rPr>
@@ -515,7 +622,7 @@
           <w:i w:val="0"/>
           <w:sz w:val="22"/>
         </w:rPr>
-        <w:t xml:space="preserve"> Корюкин своих проверил. Ты — это ты. Я — это я.</w:t>
+        <w:t xml:space="preserve"> Из Новокруцка.</w:t>
       </w:r>
     </w:p>
     <w:p>
@@ -530,6 +637,167 @@
           <w:sz w:val="22"/>
         </w:rPr>
         <w:t xml:space="preserve">Катя: </w:t>
+      </w:r>
+      <w:r>
+        <w:rPr>
+          <w:rFonts w:ascii="Times New Roman" w:hAnsi="Times New Roman" w:eastAsia="Malgun Gothic"/>
+          <w:b w:val="0"/>
+          <w:i w:val="0"/>
+          <w:sz w:val="22"/>
+        </w:rPr>
+        <w:t>Экспертизу видели пятеро: вы, я, Корюкин, Ольга Викторовна — до ареста, в черновике — и Павел Геннадьевич, через общую папку, он же готовил иск.</w:t>
+      </w:r>
+    </w:p>
+    <w:p>
+      <w:pPr>
+        <w:spacing w:before="0" w:after="110" w:line="300" w:lineRule="auto"/>
+      </w:pPr>
+      <w:r>
+        <w:rPr>
+          <w:rFonts w:ascii="Times New Roman" w:hAnsi="Times New Roman" w:eastAsia="Malgun Gothic"/>
+          <w:b/>
+          <w:i w:val="0"/>
+          <w:sz w:val="22"/>
+        </w:rPr>
+        <w:t xml:space="preserve">Лёша: </w:t>
+      </w:r>
+      <w:r>
+        <w:rPr>
+          <w:rFonts w:ascii="Times New Roman" w:hAnsi="Times New Roman" w:eastAsia="Malgun Gothic"/>
+          <w:b w:val="0"/>
+          <w:i w:val="0"/>
+          <w:sz w:val="22"/>
+        </w:rPr>
+        <w:t>А дата подачи?</w:t>
+      </w:r>
+    </w:p>
+    <w:p>
+      <w:pPr>
+        <w:spacing w:before="0" w:after="110" w:line="300" w:lineRule="auto"/>
+      </w:pPr>
+      <w:r>
+        <w:rPr>
+          <w:rFonts w:ascii="Times New Roman" w:hAnsi="Times New Roman" w:eastAsia="Malgun Gothic"/>
+          <w:b/>
+          <w:i w:val="0"/>
+          <w:sz w:val="22"/>
+        </w:rPr>
+        <w:t xml:space="preserve">Катя: </w:t>
+      </w:r>
+      <w:r>
+        <w:rPr>
+          <w:rFonts w:ascii="Times New Roman" w:hAnsi="Times New Roman" w:eastAsia="Malgun Gothic"/>
+          <w:b w:val="0"/>
+          <w:i w:val="0"/>
+          <w:sz w:val="22"/>
+        </w:rPr>
+        <w:t>Дату назначили три недели назад, на видеосовещании. Я вела протокол. Были вы, я, Корюкин и Павел Геннадьевич — он подключался из Новокруцка. Больше никто. Ольге Викторовне мы дату не сообщали: ей запрещены телефон и интернет, кроме связи с вами, а вы с ней о Перми не говорили.</w:t>
+      </w:r>
+    </w:p>
+    <w:p>
+      <w:pPr>
+        <w:spacing w:before="0" w:after="110" w:line="300" w:lineRule="auto"/>
+      </w:pPr>
+      <w:r>
+        <w:rPr>
+          <w:rFonts w:ascii="Times New Roman" w:hAnsi="Times New Roman" w:eastAsia="Malgun Gothic"/>
+          <w:b/>
+          <w:i w:val="0"/>
+          <w:sz w:val="22"/>
+        </w:rPr>
+        <w:t xml:space="preserve">Лёша: </w:t>
+      </w:r>
+      <w:r>
+        <w:rPr>
+          <w:rFonts w:ascii="Times New Roman" w:hAnsi="Times New Roman" w:eastAsia="Malgun Gothic"/>
+          <w:b w:val="0"/>
+          <w:i w:val="0"/>
+          <w:sz w:val="22"/>
+        </w:rPr>
+        <w:t>Не говорил. У неё своих забот хватает.</w:t>
+      </w:r>
+    </w:p>
+    <w:p>
+      <w:pPr>
+        <w:spacing w:before="0" w:after="110" w:line="300" w:lineRule="auto"/>
+      </w:pPr>
+      <w:r>
+        <w:rPr>
+          <w:rFonts w:ascii="Times New Roman" w:hAnsi="Times New Roman" w:eastAsia="Malgun Gothic"/>
+          <w:b/>
+          <w:i w:val="0"/>
+          <w:sz w:val="22"/>
+        </w:rPr>
+        <w:t xml:space="preserve">Катя: </w:t>
+      </w:r>
+      <w:r>
+        <w:rPr>
+          <w:rFonts w:ascii="Times New Roman" w:hAnsi="Times New Roman" w:eastAsia="Malgun Gothic"/>
+          <w:b w:val="0"/>
+          <w:i w:val="0"/>
+          <w:sz w:val="22"/>
+        </w:rPr>
+        <w:t>А о бригадире знали ещё раньше. Ещё в самом начале, когда мы только нашли Зуйкова, вы сами обсуждали его с Павлом Геннадьевичем при мне — что он единственный, кто готов выступить.</w:t>
+      </w:r>
+    </w:p>
+    <w:p>
+      <w:pPr>
+        <w:spacing w:before="0" w:after="110" w:line="300" w:lineRule="auto"/>
+      </w:pPr>
+      <w:r>
+        <w:rPr>
+          <w:rFonts w:ascii="Times New Roman" w:hAnsi="Times New Roman" w:eastAsia="Malgun Gothic"/>
+          <w:b/>
+          <w:i w:val="0"/>
+          <w:sz w:val="22"/>
+        </w:rPr>
+        <w:t xml:space="preserve">Лёша: </w:t>
+      </w:r>
+      <w:r>
+        <w:rPr>
+          <w:rFonts w:ascii="Times New Roman" w:hAnsi="Times New Roman" w:eastAsia="Malgun Gothic"/>
+          <w:b w:val="0"/>
+          <w:i w:val="0"/>
+          <w:sz w:val="22"/>
+        </w:rPr>
+        <w:t>Может, у Паши кто-то взломал почту? Может, кто-то из его помощников…</w:t>
+      </w:r>
+    </w:p>
+    <w:p>
+      <w:pPr>
+        <w:spacing w:before="0" w:after="110" w:line="300" w:lineRule="auto"/>
+      </w:pPr>
+      <w:r>
+        <w:rPr>
+          <w:rFonts w:ascii="Times New Roman" w:hAnsi="Times New Roman" w:eastAsia="Malgun Gothic"/>
+          <w:b/>
+          <w:i w:val="0"/>
+          <w:sz w:val="22"/>
+        </w:rPr>
+        <w:t xml:space="preserve">Катя: </w:t>
+      </w:r>
+      <w:r>
+        <w:rPr>
+          <w:rFonts w:ascii="Times New Roman" w:hAnsi="Times New Roman" w:eastAsia="Malgun Gothic"/>
+          <w:b w:val="0"/>
+          <w:i w:val="0"/>
+          <w:sz w:val="22"/>
+        </w:rPr>
+        <w:t>У Павла Геннадьевича один помощник — Мария, его жена. И она к «Свету» доступа не имела.</w:t>
+      </w:r>
+    </w:p>
+    <w:p>
+      <w:pPr>
+        <w:spacing w:before="0" w:after="110" w:line="300" w:lineRule="auto"/>
+      </w:pPr>
+      <w:r>
+        <w:rPr>
+          <w:rFonts w:ascii="Times New Roman" w:hAnsi="Times New Roman" w:eastAsia="Malgun Gothic"/>
+          <w:b/>
+          <w:i w:val="0"/>
+          <w:sz w:val="22"/>
+        </w:rPr>
+        <w:t xml:space="preserve">Лёша: </w:t>
       </w:r>
       <w:r>
         <w:rPr>
@@ -539,7 +807,7 @@
           <w:color w:val="555555"/>
           <w:sz w:val="22"/>
         </w:rPr>
-        <w:t>(тихо)</w:t>
+        <w:t>(лицо каменеет)</w:t>
       </w:r>
       <w:r>
         <w:rPr>
@@ -548,7 +816,7 @@
           <w:i w:val="0"/>
           <w:sz w:val="22"/>
         </w:rPr>
-        <w:t xml:space="preserve"> Я не хотела этого говорить, Алексей Николаевич.</w:t>
+        <w:t xml:space="preserve"> Корюкин своих проверил. Ты — это ты. Я — это я.</w:t>
       </w:r>
     </w:p>
     <w:p>
@@ -562,7 +830,17 @@
           <w:i w:val="0"/>
           <w:sz w:val="22"/>
         </w:rPr>
-        <w:t xml:space="preserve">Лёша: </w:t>
+        <w:t xml:space="preserve">Катя: </w:t>
+      </w:r>
+      <w:r>
+        <w:rPr>
+          <w:rFonts w:ascii="Times New Roman" w:hAnsi="Times New Roman" w:eastAsia="Malgun Gothic"/>
+          <w:b w:val="0"/>
+          <w:i/>
+          <w:color w:val="555555"/>
+          <w:sz w:val="22"/>
+        </w:rPr>
+        <w:t>(тихо)</w:t>
       </w:r>
       <w:r>
         <w:rPr>
@@ -571,7 +849,76 @@
           <w:i w:val="0"/>
           <w:sz w:val="22"/>
         </w:rPr>
+        <w:t xml:space="preserve"> Я не хотела этого говорить, Алексей Николаевич.</w:t>
+      </w:r>
+    </w:p>
+    <w:p>
+      <w:pPr>
+        <w:spacing w:before="0" w:after="110" w:line="300" w:lineRule="auto"/>
+      </w:pPr>
+      <w:r>
+        <w:rPr>
+          <w:rFonts w:ascii="Times New Roman" w:hAnsi="Times New Roman" w:eastAsia="Malgun Gothic"/>
+          <w:b/>
+          <w:i w:val="0"/>
+          <w:sz w:val="22"/>
+        </w:rPr>
+        <w:t xml:space="preserve">Лёша: </w:t>
+      </w:r>
+      <w:r>
+        <w:rPr>
+          <w:rFonts w:ascii="Times New Roman" w:hAnsi="Times New Roman" w:eastAsia="Malgun Gothic"/>
+          <w:b w:val="0"/>
+          <w:i w:val="0"/>
+          <w:sz w:val="22"/>
+        </w:rPr>
         <w:t>Ты сказала то, что должна была сказать. Это я не хотел этого слышать. Два месяца.</w:t>
+      </w:r>
+    </w:p>
+    <w:p>
+      <w:pPr>
+        <w:spacing w:before="0" w:after="110" w:line="300" w:lineRule="auto"/>
+      </w:pPr>
+      <w:r>
+        <w:rPr>
+          <w:rFonts w:ascii="Times New Roman" w:hAnsi="Times New Roman" w:eastAsia="Malgun Gothic"/>
+          <w:b/>
+          <w:i w:val="0"/>
+          <w:sz w:val="22"/>
+        </w:rPr>
+        <w:t xml:space="preserve">Катя: </w:t>
+      </w:r>
+      <w:r>
+        <w:rPr>
+          <w:rFonts w:ascii="Times New Roman" w:hAnsi="Times New Roman" w:eastAsia="Malgun Gothic"/>
+          <w:b w:val="0"/>
+          <w:i w:val="0"/>
+          <w:sz w:val="22"/>
+        </w:rPr>
+        <w:t>Что вы будете делать?</w:t>
+      </w:r>
+    </w:p>
+    <w:p>
+      <w:pPr>
+        <w:spacing w:before="0" w:after="110" w:line="300" w:lineRule="auto"/>
+      </w:pPr>
+      <w:r>
+        <w:rPr>
+          <w:rFonts w:ascii="Times New Roman" w:hAnsi="Times New Roman" w:eastAsia="Malgun Gothic"/>
+          <w:b/>
+          <w:i w:val="0"/>
+          <w:sz w:val="22"/>
+        </w:rPr>
+        <w:t xml:space="preserve">Лёша: </w:t>
+      </w:r>
+      <w:r>
+        <w:rPr>
+          <w:rFonts w:ascii="Times New Roman" w:hAnsi="Times New Roman" w:eastAsia="Malgun Gothic"/>
+          <w:b w:val="0"/>
+          <w:i w:val="0"/>
+          <w:sz w:val="22"/>
+        </w:rPr>
+        <w:t>Позвоню ему. И спрошу. Второй раз. Теперь — глядя в глаза.</w:t>
       </w:r>
     </w:p>
     <w:p>
@@ -813,11 +1160,10 @@
         <w:rPr>
           <w:rFonts w:ascii="Times New Roman" w:hAnsi="Times New Roman" w:eastAsia="Malgun Gothic"/>
           <w:b w:val="0"/>
-          <w:i/>
-          <w:color w:val="555555"/>
-          <w:sz w:val="22"/>
-        </w:rPr>
-        <w:t>(молчит)</w:t>
+          <w:i w:val="0"/>
+          <w:sz w:val="22"/>
+        </w:rPr>
+        <w:t>Лёш, ты же сам знаешь, как такие вещи утекают. Эксперты, лаборатория, секретарша в клинике…</w:t>
       </w:r>
     </w:p>
     <w:p>
@@ -840,7 +1186,7 @@
           <w:i w:val="0"/>
           <w:sz w:val="22"/>
         </w:rPr>
-        <w:t>Балагин снова к тебе подошёл, да? После того звонка, про который ты мне сам рассказал — и поклялся, что послал его?</w:t>
+        <w:t>Эксперты не знали даты подачи, Паша. И не знали про Зуйкова. Не надо.</w:t>
       </w:r>
     </w:p>
     <w:p>
@@ -864,7 +1210,21 @@
           <w:color w:val="555555"/>
           <w:sz w:val="22"/>
         </w:rPr>
-        <w:t>(сдаётся, тихо)</w:t>
+        <w:t>(молчит)</w:t>
+      </w:r>
+    </w:p>
+    <w:p>
+      <w:pPr>
+        <w:spacing w:before="0" w:after="110" w:line="300" w:lineRule="auto"/>
+      </w:pPr>
+      <w:r>
+        <w:rPr>
+          <w:rFonts w:ascii="Times New Roman" w:hAnsi="Times New Roman" w:eastAsia="Malgun Gothic"/>
+          <w:b/>
+          <w:i w:val="0"/>
+          <w:sz w:val="22"/>
+        </w:rPr>
+        <w:t xml:space="preserve">Лёша: </w:t>
       </w:r>
       <w:r>
         <w:rPr>
@@ -873,7 +1233,7 @@
           <w:i w:val="0"/>
           <w:sz w:val="22"/>
         </w:rPr>
-        <w:t xml:space="preserve"> Да.</w:t>
+        <w:t>Балагин снова к тебе подошёл, да? После того звонка, про который ты мне сам рассказал — и поклялся, что послал его?</w:t>
       </w:r>
     </w:p>
     <w:p>
@@ -887,7 +1247,17 @@
           <w:i w:val="0"/>
           <w:sz w:val="22"/>
         </w:rPr>
-        <w:t xml:space="preserve">Лёша: </w:t>
+        <w:t xml:space="preserve">Павел: </w:t>
+      </w:r>
+      <w:r>
+        <w:rPr>
+          <w:rFonts w:ascii="Times New Roman" w:hAnsi="Times New Roman" w:eastAsia="Malgun Gothic"/>
+          <w:b w:val="0"/>
+          <w:i/>
+          <w:color w:val="555555"/>
+          <w:sz w:val="22"/>
+        </w:rPr>
+        <w:t>(сдаётся, тихо)</w:t>
       </w:r>
       <w:r>
         <w:rPr>
@@ -896,7 +1266,7 @@
           <w:i w:val="0"/>
           <w:sz w:val="22"/>
         </w:rPr>
-        <w:t>Когда?</w:t>
+        <w:t xml:space="preserve"> Да.</w:t>
       </w:r>
     </w:p>
     <w:p>
@@ -910,7 +1280,7 @@
           <w:i w:val="0"/>
           <w:sz w:val="22"/>
         </w:rPr>
-        <w:t xml:space="preserve">Павел: </w:t>
+        <w:t xml:space="preserve">Лёша: </w:t>
       </w:r>
       <w:r>
         <w:rPr>
@@ -919,7 +1289,180 @@
           <w:i w:val="0"/>
           <w:sz w:val="22"/>
         </w:rPr>
+        <w:t>Я ведь тебя спросил. Той ночью, после Крылова. Прямо спросил, звонил ли он. Ты сказал «нет».</w:t>
+      </w:r>
+    </w:p>
+    <w:p>
+      <w:pPr>
+        <w:spacing w:before="0" w:after="110" w:line="300" w:lineRule="auto"/>
+      </w:pPr>
+      <w:r>
+        <w:rPr>
+          <w:rFonts w:ascii="Times New Roman" w:hAnsi="Times New Roman" w:eastAsia="Malgun Gothic"/>
+          <w:b/>
+          <w:i w:val="0"/>
+          <w:sz w:val="22"/>
+        </w:rPr>
+        <w:t xml:space="preserve">Павел: </w:t>
+      </w:r>
+      <w:r>
+        <w:rPr>
+          <w:rFonts w:ascii="Times New Roman" w:hAnsi="Times New Roman" w:eastAsia="Malgun Gothic"/>
+          <w:b w:val="0"/>
+          <w:i/>
+          <w:color w:val="555555"/>
+          <w:sz w:val="22"/>
+        </w:rPr>
+        <w:t>(опускает голову)</w:t>
+      </w:r>
+      <w:r>
+        <w:rPr>
+          <w:rFonts w:ascii="Times New Roman" w:hAnsi="Times New Roman" w:eastAsia="Malgun Gothic"/>
+          <w:b w:val="0"/>
+          <w:i w:val="0"/>
+          <w:sz w:val="22"/>
+        </w:rPr>
+        <w:t xml:space="preserve"> Сказал.</w:t>
+      </w:r>
+    </w:p>
+    <w:p>
+      <w:pPr>
+        <w:spacing w:before="0" w:after="110" w:line="300" w:lineRule="auto"/>
+      </w:pPr>
+      <w:r>
+        <w:rPr>
+          <w:rFonts w:ascii="Times New Roman" w:hAnsi="Times New Roman" w:eastAsia="Malgun Gothic"/>
+          <w:b/>
+          <w:i w:val="0"/>
+          <w:sz w:val="22"/>
+        </w:rPr>
+        <w:t xml:space="preserve">Лёша: </w:t>
+      </w:r>
+      <w:r>
+        <w:rPr>
+          <w:rFonts w:ascii="Times New Roman" w:hAnsi="Times New Roman" w:eastAsia="Malgun Gothic"/>
+          <w:b w:val="0"/>
+          <w:i w:val="0"/>
+          <w:sz w:val="22"/>
+        </w:rPr>
+        <w:t xml:space="preserve">И я поверил. Потому что хотел поверить. </w:t>
+      </w:r>
+      <w:r>
+        <w:rPr>
+          <w:rFonts w:ascii="Times New Roman" w:hAnsi="Times New Roman" w:eastAsia="Malgun Gothic"/>
+          <w:b w:val="0"/>
+          <w:i/>
+          <w:color w:val="555555"/>
+          <w:sz w:val="22"/>
+        </w:rPr>
+        <w:t>(пауза)</w:t>
+      </w:r>
+      <w:r>
+        <w:rPr>
+          <w:rFonts w:ascii="Times New Roman" w:hAnsi="Times New Roman" w:eastAsia="Malgun Gothic"/>
+          <w:b w:val="0"/>
+          <w:i w:val="0"/>
+          <w:sz w:val="22"/>
+        </w:rPr>
+        <w:t xml:space="preserve"> Когда?</w:t>
+      </w:r>
+    </w:p>
+    <w:p>
+      <w:pPr>
+        <w:spacing w:before="0" w:after="110" w:line="300" w:lineRule="auto"/>
+      </w:pPr>
+      <w:r>
+        <w:rPr>
+          <w:rFonts w:ascii="Times New Roman" w:hAnsi="Times New Roman" w:eastAsia="Malgun Gothic"/>
+          <w:b/>
+          <w:i w:val="0"/>
+          <w:sz w:val="22"/>
+        </w:rPr>
+        <w:t xml:space="preserve">Павел: </w:t>
+      </w:r>
+      <w:r>
+        <w:rPr>
+          <w:rFonts w:ascii="Times New Roman" w:hAnsi="Times New Roman" w:eastAsia="Malgun Gothic"/>
+          <w:b w:val="0"/>
+          <w:i w:val="0"/>
+          <w:sz w:val="22"/>
+        </w:rPr>
         <w:t>Через десять дней после митинга.</w:t>
+      </w:r>
+    </w:p>
+    <w:p>
+      <w:pPr>
+        <w:spacing w:before="0" w:after="110" w:line="300" w:lineRule="auto"/>
+      </w:pPr>
+      <w:r>
+        <w:rPr>
+          <w:rFonts w:ascii="Times New Roman" w:hAnsi="Times New Roman" w:eastAsia="Malgun Gothic"/>
+          <w:b/>
+          <w:i w:val="0"/>
+          <w:sz w:val="22"/>
+        </w:rPr>
+        <w:t xml:space="preserve">Лёша: </w:t>
+      </w:r>
+      <w:r>
+        <w:rPr>
+          <w:rFonts w:ascii="Times New Roman" w:hAnsi="Times New Roman" w:eastAsia="Malgun Gothic"/>
+          <w:b w:val="0"/>
+          <w:i w:val="0"/>
+          <w:sz w:val="22"/>
+        </w:rPr>
+        <w:t xml:space="preserve">Через десять дней. </w:t>
+      </w:r>
+      <w:r>
+        <w:rPr>
+          <w:rFonts w:ascii="Times New Roman" w:hAnsi="Times New Roman" w:eastAsia="Malgun Gothic"/>
+          <w:b w:val="0"/>
+          <w:i/>
+          <w:color w:val="555555"/>
+          <w:sz w:val="22"/>
+        </w:rPr>
+        <w:t>(пауза)</w:t>
+      </w:r>
+      <w:r>
+        <w:rPr>
+          <w:rFonts w:ascii="Times New Roman" w:hAnsi="Times New Roman" w:eastAsia="Malgun Gothic"/>
+          <w:b w:val="0"/>
+          <w:i w:val="0"/>
+          <w:sz w:val="22"/>
+        </w:rPr>
+        <w:t xml:space="preserve"> А я в это время говорил тебе, что ты незаменим.</w:t>
+      </w:r>
+    </w:p>
+    <w:p>
+      <w:pPr>
+        <w:spacing w:before="0" w:after="110" w:line="300" w:lineRule="auto"/>
+      </w:pPr>
+      <w:r>
+        <w:rPr>
+          <w:rFonts w:ascii="Times New Roman" w:hAnsi="Times New Roman" w:eastAsia="Malgun Gothic"/>
+          <w:b/>
+          <w:i w:val="0"/>
+          <w:sz w:val="22"/>
+        </w:rPr>
+        <w:t xml:space="preserve">Павел: </w:t>
+      </w:r>
+      <w:r>
+        <w:rPr>
+          <w:rFonts w:ascii="Times New Roman" w:hAnsi="Times New Roman" w:eastAsia="Malgun Gothic"/>
+          <w:b w:val="0"/>
+          <w:i/>
+          <w:color w:val="555555"/>
+          <w:sz w:val="22"/>
+        </w:rPr>
+        <w:t>(едва слышно)</w:t>
+      </w:r>
+      <w:r>
+        <w:rPr>
+          <w:rFonts w:ascii="Times New Roman" w:hAnsi="Times New Roman" w:eastAsia="Malgun Gothic"/>
+          <w:b w:val="0"/>
+          <w:i w:val="0"/>
+          <w:sz w:val="22"/>
+        </w:rPr>
+        <w:t xml:space="preserve"> Я помню.</w:t>
       </w:r>
     </w:p>
     <w:p>
@@ -1050,7 +1593,7 @@
           <w:i w:val="0"/>
           <w:sz w:val="22"/>
         </w:rPr>
-        <w:t>Когда пришла экспертиза, он попросил «общую картину рисков». Холдинг там партнёр, небольшая доля. Я переслал ему выводы. Только выводы, Лёша!</w:t>
+        <w:t>Потом — ничего. Месяц — ничего. Я уже думал, что так и будет: налоги, слияния, отчёты. Он даже благодарил за «профессионализм».</w:t>
       </w:r>
     </w:p>
     <w:p>
@@ -1073,53 +1616,7 @@
           <w:i w:val="0"/>
           <w:sz w:val="22"/>
         </w:rPr>
-        <w:t>А дату?</w:t>
-      </w:r>
-    </w:p>
-    <w:p>
-      <w:pPr>
-        <w:spacing w:before="0" w:after="110" w:line="300" w:lineRule="auto"/>
-      </w:pPr>
-      <w:r>
-        <w:rPr>
-          <w:rFonts w:ascii="Times New Roman" w:hAnsi="Times New Roman" w:eastAsia="Malgun Gothic"/>
-          <w:b/>
-          <w:i w:val="0"/>
-          <w:sz w:val="22"/>
-        </w:rPr>
-        <w:t xml:space="preserve">Павел: </w:t>
-      </w:r>
-      <w:r>
-        <w:rPr>
-          <w:rFonts w:ascii="Times New Roman" w:hAnsi="Times New Roman" w:eastAsia="Malgun Gothic"/>
-          <w:b w:val="0"/>
-          <w:i w:val="0"/>
-          <w:sz w:val="22"/>
-        </w:rPr>
-        <w:t>Они спросили как бы между делом. «Для собственного планирования». Я не подумал…</w:t>
-      </w:r>
-    </w:p>
-    <w:p>
-      <w:pPr>
-        <w:spacing w:before="0" w:after="110" w:line="300" w:lineRule="auto"/>
-      </w:pPr>
-      <w:r>
-        <w:rPr>
-          <w:rFonts w:ascii="Times New Roman" w:hAnsi="Times New Roman" w:eastAsia="Malgun Gothic"/>
-          <w:b/>
-          <w:i w:val="0"/>
-          <w:sz w:val="22"/>
-        </w:rPr>
-        <w:t xml:space="preserve">Лёша: </w:t>
-      </w:r>
-      <w:r>
-        <w:rPr>
-          <w:rFonts w:ascii="Times New Roman" w:hAnsi="Times New Roman" w:eastAsia="Malgun Gothic"/>
-          <w:b w:val="0"/>
-          <w:i w:val="0"/>
-          <w:sz w:val="22"/>
-        </w:rPr>
-        <w:t>Не подумал?! Паша, из-за твоего «не подумал» у людей, которые годами дышат угольной пылью, теперь нет шанса на справедливость! Зуйков отказался от показаний! К нему домой приходили!</w:t>
+        <w:t>Тебя приручали, Паша. Как собаку — сначала кормят, потом дают команду.</w:t>
       </w:r>
     </w:p>
     <w:p>
@@ -1143,7 +1640,7 @@
           <w:color w:val="555555"/>
           <w:sz w:val="22"/>
         </w:rPr>
-        <w:t>(в отчаянии)</w:t>
+        <w:t>(вспыхивает)</w:t>
       </w:r>
       <w:r>
         <w:rPr>
@@ -1152,7 +1649,7 @@
           <w:i w:val="0"/>
           <w:sz w:val="22"/>
         </w:rPr>
-        <w:t xml:space="preserve"> Ты не понимаешь, в каком я положении! Клиенты уходят один за другим, кредит за квартиру, Маша в слезах над таблицами! Мы ребёнка второй год откладываем! Деньги холдинга — единственное, что держало нас на плаву!</w:t>
+        <w:t xml:space="preserve"> Не смей так!</w:t>
       </w:r>
     </w:p>
     <w:p>
@@ -1175,7 +1672,7 @@
           <w:i w:val="0"/>
           <w:sz w:val="22"/>
         </w:rPr>
-        <w:t>И ради этого ты продавал информацию людям, которые душат моих клиентов?!</w:t>
+        <w:t>А как мне сметь? Подскажи слово поприличнее.</w:t>
       </w:r>
     </w:p>
     <w:p>
@@ -1198,7 +1695,7 @@
           <w:i w:val="0"/>
           <w:sz w:val="22"/>
         </w:rPr>
-        <w:t>Я не продавал тебя, Лёша! Я ни слова не сказал о делах против самого Литвинова! Пермь — это не его шахта! Только периферийные вещи, даты, детали, которые казались неважными!</w:t>
+        <w:t>Когда пришла экспертиза, он попросил «общую картину рисков». Холдинг там партнёр, небольшая доля. Я переслал ему выводы. Только выводы, Лёша!</w:t>
       </w:r>
     </w:p>
     <w:p>
@@ -1221,7 +1718,211 @@
           <w:i w:val="0"/>
           <w:sz w:val="22"/>
         </w:rPr>
+        <w:t>А дату?</w:t>
+      </w:r>
+    </w:p>
+    <w:p>
+      <w:pPr>
+        <w:spacing w:before="0" w:after="110" w:line="300" w:lineRule="auto"/>
+      </w:pPr>
+      <w:r>
+        <w:rPr>
+          <w:rFonts w:ascii="Times New Roman" w:hAnsi="Times New Roman" w:eastAsia="Malgun Gothic"/>
+          <w:b/>
+          <w:i w:val="0"/>
+          <w:sz w:val="22"/>
+        </w:rPr>
+        <w:t xml:space="preserve">Павел: </w:t>
+      </w:r>
+      <w:r>
+        <w:rPr>
+          <w:rFonts w:ascii="Times New Roman" w:hAnsi="Times New Roman" w:eastAsia="Malgun Gothic"/>
+          <w:b w:val="0"/>
+          <w:i w:val="0"/>
+          <w:sz w:val="22"/>
+        </w:rPr>
+        <w:t>Они спросили как бы между делом. «Для собственного планирования». Я не подумал…</w:t>
+      </w:r>
+    </w:p>
+    <w:p>
+      <w:pPr>
+        <w:spacing w:before="0" w:after="110" w:line="300" w:lineRule="auto"/>
+      </w:pPr>
+      <w:r>
+        <w:rPr>
+          <w:rFonts w:ascii="Times New Roman" w:hAnsi="Times New Roman" w:eastAsia="Malgun Gothic"/>
+          <w:b/>
+          <w:i w:val="0"/>
+          <w:sz w:val="22"/>
+        </w:rPr>
+        <w:t xml:space="preserve">Лёша: </w:t>
+      </w:r>
+      <w:r>
+        <w:rPr>
+          <w:rFonts w:ascii="Times New Roman" w:hAnsi="Times New Roman" w:eastAsia="Malgun Gothic"/>
+          <w:b w:val="0"/>
+          <w:i w:val="0"/>
+          <w:sz w:val="22"/>
+        </w:rPr>
+        <w:t>Не подумал?! Паша, из-за твоего «не подумал» у людей, которые годами дышат угольной пылью, теперь нет шанса на справедливость! Зуйков отказался от показаний! К нему домой приходили!</w:t>
+      </w:r>
+    </w:p>
+    <w:p>
+      <w:pPr>
+        <w:spacing w:before="0" w:after="110" w:line="300" w:lineRule="auto"/>
+      </w:pPr>
+      <w:r>
+        <w:rPr>
+          <w:rFonts w:ascii="Times New Roman" w:hAnsi="Times New Roman" w:eastAsia="Malgun Gothic"/>
+          <w:b/>
+          <w:i w:val="0"/>
+          <w:sz w:val="22"/>
+        </w:rPr>
+        <w:t xml:space="preserve">Павел: </w:t>
+      </w:r>
+      <w:r>
+        <w:rPr>
+          <w:rFonts w:ascii="Times New Roman" w:hAnsi="Times New Roman" w:eastAsia="Malgun Gothic"/>
+          <w:b w:val="0"/>
+          <w:i/>
+          <w:color w:val="555555"/>
+          <w:sz w:val="22"/>
+        </w:rPr>
+        <w:t>(в отчаянии)</w:t>
+      </w:r>
+      <w:r>
+        <w:rPr>
+          <w:rFonts w:ascii="Times New Roman" w:hAnsi="Times New Roman" w:eastAsia="Malgun Gothic"/>
+          <w:b w:val="0"/>
+          <w:i w:val="0"/>
+          <w:sz w:val="22"/>
+        </w:rPr>
+        <w:t xml:space="preserve"> Ты не понимаешь, в каком я положении! Клиенты уходят один за другим, кредит за квартиру, Маша в слезах над таблицами! Мы ребёнка второй год откладываем! Деньги холдинга — единственное, что держало нас на плаву!</w:t>
+      </w:r>
+    </w:p>
+    <w:p>
+      <w:pPr>
+        <w:spacing w:before="0" w:after="110" w:line="300" w:lineRule="auto"/>
+      </w:pPr>
+      <w:r>
+        <w:rPr>
+          <w:rFonts w:ascii="Times New Roman" w:hAnsi="Times New Roman" w:eastAsia="Malgun Gothic"/>
+          <w:b/>
+          <w:i w:val="0"/>
+          <w:sz w:val="22"/>
+        </w:rPr>
+        <w:t xml:space="preserve">Лёша: </w:t>
+      </w:r>
+      <w:r>
+        <w:rPr>
+          <w:rFonts w:ascii="Times New Roman" w:hAnsi="Times New Roman" w:eastAsia="Malgun Gothic"/>
+          <w:b w:val="0"/>
+          <w:i w:val="0"/>
+          <w:sz w:val="22"/>
+        </w:rPr>
+        <w:t>И ради этого ты продавал информацию людям, которые душат моих клиентов?!</w:t>
+      </w:r>
+    </w:p>
+    <w:p>
+      <w:pPr>
+        <w:spacing w:before="0" w:after="110" w:line="300" w:lineRule="auto"/>
+      </w:pPr>
+      <w:r>
+        <w:rPr>
+          <w:rFonts w:ascii="Times New Roman" w:hAnsi="Times New Roman" w:eastAsia="Malgun Gothic"/>
+          <w:b/>
+          <w:i w:val="0"/>
+          <w:sz w:val="22"/>
+        </w:rPr>
+        <w:t xml:space="preserve">Павел: </w:t>
+      </w:r>
+      <w:r>
+        <w:rPr>
+          <w:rFonts w:ascii="Times New Roman" w:hAnsi="Times New Roman" w:eastAsia="Malgun Gothic"/>
+          <w:b w:val="0"/>
+          <w:i w:val="0"/>
+          <w:sz w:val="22"/>
+        </w:rPr>
+        <w:t>Я не продавал тебя, Лёша! Я ни слова не сказал о делах против самого Литвинова! Пермь — это не его шахта! Только периферийные вещи, даты, детали, которые казались неважными!</w:t>
+      </w:r>
+    </w:p>
+    <w:p>
+      <w:pPr>
+        <w:spacing w:before="0" w:after="110" w:line="300" w:lineRule="auto"/>
+      </w:pPr>
+      <w:r>
+        <w:rPr>
+          <w:rFonts w:ascii="Times New Roman" w:hAnsi="Times New Roman" w:eastAsia="Malgun Gothic"/>
+          <w:b/>
+          <w:i w:val="0"/>
+          <w:sz w:val="22"/>
+        </w:rPr>
+        <w:t xml:space="preserve">Лёша: </w:t>
+      </w:r>
+      <w:r>
+        <w:rPr>
+          <w:rFonts w:ascii="Times New Roman" w:hAnsi="Times New Roman" w:eastAsia="Malgun Gothic"/>
+          <w:b w:val="0"/>
+          <w:i w:val="0"/>
+          <w:sz w:val="22"/>
+        </w:rPr>
         <w:t>Для тебя, может, и неважные. А для шахтёров из Перми это была вся их надежда.</w:t>
+      </w:r>
+    </w:p>
+    <w:p>
+      <w:pPr>
+        <w:spacing w:before="0" w:after="110" w:line="300" w:lineRule="auto"/>
+      </w:pPr>
+      <w:r>
+        <w:rPr>
+          <w:rFonts w:ascii="Times New Roman" w:hAnsi="Times New Roman" w:eastAsia="Malgun Gothic"/>
+          <w:b/>
+          <w:i w:val="0"/>
+          <w:sz w:val="22"/>
+        </w:rPr>
+        <w:t xml:space="preserve">Павел: </w:t>
+      </w:r>
+      <w:r>
+        <w:rPr>
+          <w:rFonts w:ascii="Times New Roman" w:hAnsi="Times New Roman" w:eastAsia="Malgun Gothic"/>
+          <w:b w:val="0"/>
+          <w:i/>
+          <w:color w:val="555555"/>
+          <w:sz w:val="22"/>
+        </w:rPr>
+        <w:t>(глухо)</w:t>
+      </w:r>
+      <w:r>
+        <w:rPr>
+          <w:rFonts w:ascii="Times New Roman" w:hAnsi="Times New Roman" w:eastAsia="Malgun Gothic"/>
+          <w:b w:val="0"/>
+          <w:i w:val="0"/>
+          <w:sz w:val="22"/>
+        </w:rPr>
+        <w:t xml:space="preserve"> Я думал, иск всё равно выиграете. С такой экспертизой — нельзя проиграть.</w:t>
+      </w:r>
+    </w:p>
+    <w:p>
+      <w:pPr>
+        <w:spacing w:before="0" w:after="110" w:line="300" w:lineRule="auto"/>
+      </w:pPr>
+      <w:r>
+        <w:rPr>
+          <w:rFonts w:ascii="Times New Roman" w:hAnsi="Times New Roman" w:eastAsia="Malgun Gothic"/>
+          <w:b/>
+          <w:i w:val="0"/>
+          <w:sz w:val="22"/>
+        </w:rPr>
+        <w:t xml:space="preserve">Лёша: </w:t>
+      </w:r>
+      <w:r>
+        <w:rPr>
+          <w:rFonts w:ascii="Times New Roman" w:hAnsi="Times New Roman" w:eastAsia="Malgun Gothic"/>
+          <w:b w:val="0"/>
+          <w:i w:val="0"/>
+          <w:sz w:val="22"/>
+        </w:rPr>
+        <w:t>Нельзя проиграть с экспертизой и свидетелем. Без свидетеля и с экспертизой, которую противник знает наизусть, можно проиграть что угодно.</w:t>
       </w:r>
     </w:p>
     <w:p>
@@ -1329,7 +2030,7 @@
           <w:i w:val="0"/>
           <w:sz w:val="22"/>
         </w:rPr>
-        <w:t>Балансировать не получилось, Паша. Ты предал людей, которые тебе доверяли. Ты предал меня.</w:t>
+        <w:t>Между двумя мирами не балансируют, Паша. Между ними падают. Ты предал людей, которые тебе доверяли. Ты предал меня.</w:t>
       </w:r>
     </w:p>
     <w:p>
@@ -1498,6 +2199,127 @@
           <w:sz w:val="22"/>
         </w:rPr>
         <w:t>Все так думают. Стёпа Логин тоже так думал, когда брал сто тысяч у того же Балагина.</w:t>
+      </w:r>
+    </w:p>
+    <w:p>
+      <w:pPr>
+        <w:spacing w:before="0" w:after="110" w:line="300" w:lineRule="auto"/>
+      </w:pPr>
+      <w:r>
+        <w:rPr>
+          <w:rFonts w:ascii="Times New Roman" w:hAnsi="Times New Roman" w:eastAsia="Malgun Gothic"/>
+          <w:b/>
+          <w:i w:val="0"/>
+          <w:sz w:val="22"/>
+        </w:rPr>
+        <w:t xml:space="preserve">Павел: </w:t>
+      </w:r>
+      <w:r>
+        <w:rPr>
+          <w:rFonts w:ascii="Times New Roman" w:hAnsi="Times New Roman" w:eastAsia="Malgun Gothic"/>
+          <w:b w:val="0"/>
+          <w:i w:val="0"/>
+          <w:sz w:val="22"/>
+        </w:rPr>
+        <w:t>Не сравнивай меня со Стёпой!</w:t>
+      </w:r>
+    </w:p>
+    <w:p>
+      <w:pPr>
+        <w:spacing w:before="0" w:after="110" w:line="300" w:lineRule="auto"/>
+      </w:pPr>
+      <w:r>
+        <w:rPr>
+          <w:rFonts w:ascii="Times New Roman" w:hAnsi="Times New Roman" w:eastAsia="Malgun Gothic"/>
+          <w:b/>
+          <w:i w:val="0"/>
+          <w:sz w:val="22"/>
+        </w:rPr>
+        <w:t xml:space="preserve">Лёша: </w:t>
+      </w:r>
+      <w:r>
+        <w:rPr>
+          <w:rFonts w:ascii="Times New Roman" w:hAnsi="Times New Roman" w:eastAsia="Malgun Gothic"/>
+          <w:b w:val="0"/>
+          <w:i w:val="0"/>
+          <w:sz w:val="22"/>
+        </w:rPr>
+        <w:t>Я и не сравниваю. Стёпа продал только себя. У него хотя бы беременная жена была оправданием.</w:t>
+      </w:r>
+    </w:p>
+    <w:p>
+      <w:pPr>
+        <w:spacing w:before="0" w:after="110" w:line="300" w:lineRule="auto"/>
+      </w:pPr>
+      <w:r>
+        <w:rPr>
+          <w:rFonts w:ascii="Times New Roman" w:hAnsi="Times New Roman" w:eastAsia="Malgun Gothic"/>
+          <w:b/>
+          <w:i w:val="0"/>
+          <w:sz w:val="22"/>
+        </w:rPr>
+        <w:t xml:space="preserve">Павел: </w:t>
+      </w:r>
+      <w:r>
+        <w:rPr>
+          <w:rFonts w:ascii="Times New Roman" w:hAnsi="Times New Roman" w:eastAsia="Malgun Gothic"/>
+          <w:b w:val="0"/>
+          <w:i/>
+          <w:color w:val="555555"/>
+          <w:sz w:val="22"/>
+        </w:rPr>
+        <w:t>(тихо)</w:t>
+      </w:r>
+      <w:r>
+        <w:rPr>
+          <w:rFonts w:ascii="Times New Roman" w:hAnsi="Times New Roman" w:eastAsia="Malgun Gothic"/>
+          <w:b w:val="0"/>
+          <w:i w:val="0"/>
+          <w:sz w:val="22"/>
+        </w:rPr>
+        <w:t xml:space="preserve"> А у меня — ипотека. Ты прав. Звучит хуже. </w:t>
+      </w:r>
+      <w:r>
+        <w:rPr>
+          <w:rFonts w:ascii="Times New Roman" w:hAnsi="Times New Roman" w:eastAsia="Malgun Gothic"/>
+          <w:b w:val="0"/>
+          <w:i/>
+          <w:color w:val="555555"/>
+          <w:sz w:val="22"/>
+        </w:rPr>
+        <w:t>(поднимает глаза)</w:t>
+      </w:r>
+      <w:r>
+        <w:rPr>
+          <w:rFonts w:ascii="Times New Roman" w:hAnsi="Times New Roman" w:eastAsia="Malgun Gothic"/>
+          <w:b w:val="0"/>
+          <w:i w:val="0"/>
+          <w:sz w:val="22"/>
+        </w:rPr>
+        <w:t xml:space="preserve"> Скажи, что мне сделать. Я позвоню Зуйкову, я поеду в Пермь, я всё исправлю!</w:t>
+      </w:r>
+    </w:p>
+    <w:p>
+      <w:pPr>
+        <w:spacing w:before="0" w:after="110" w:line="300" w:lineRule="auto"/>
+      </w:pPr>
+      <w:r>
+        <w:rPr>
+          <w:rFonts w:ascii="Times New Roman" w:hAnsi="Times New Roman" w:eastAsia="Malgun Gothic"/>
+          <w:b/>
+          <w:i w:val="0"/>
+          <w:sz w:val="22"/>
+        </w:rPr>
+        <w:t xml:space="preserve">Лёша: </w:t>
+      </w:r>
+      <w:r>
+        <w:rPr>
+          <w:rFonts w:ascii="Times New Roman" w:hAnsi="Times New Roman" w:eastAsia="Malgun Gothic"/>
+          <w:b w:val="0"/>
+          <w:i w:val="0"/>
+          <w:sz w:val="22"/>
+        </w:rPr>
+        <w:t>Ты уже позвонил кому надо, Паша. Больше не звони никому. Особенно — Балагину.</w:t>
       </w:r>
     </w:p>
     <w:p>
@@ -1644,11 +2466,57 @@
         <w:rPr>
           <w:rFonts w:ascii="Times New Roman" w:hAnsi="Times New Roman" w:eastAsia="Malgun Gothic"/>
           <w:b w:val="0"/>
+          <w:i w:val="0"/>
+          <w:sz w:val="22"/>
+        </w:rPr>
+        <w:t>А Маша?.. Что мне ей сказать?</w:t>
+      </w:r>
+    </w:p>
+    <w:p>
+      <w:pPr>
+        <w:spacing w:before="0" w:after="110" w:line="300" w:lineRule="auto"/>
+      </w:pPr>
+      <w:r>
+        <w:rPr>
+          <w:rFonts w:ascii="Times New Roman" w:hAnsi="Times New Roman" w:eastAsia="Malgun Gothic"/>
+          <w:b/>
+          <w:i w:val="0"/>
+          <w:sz w:val="22"/>
+        </w:rPr>
+        <w:t xml:space="preserve">Лёша: </w:t>
+      </w:r>
+      <w:r>
+        <w:rPr>
+          <w:rFonts w:ascii="Times New Roman" w:hAnsi="Times New Roman" w:eastAsia="Malgun Gothic"/>
+          <w:b w:val="0"/>
+          <w:i w:val="0"/>
+          <w:sz w:val="22"/>
+        </w:rPr>
+        <w:t>Правду. Она её, по-моему, давно знает.</w:t>
+      </w:r>
+    </w:p>
+    <w:p>
+      <w:pPr>
+        <w:spacing w:before="0" w:after="110" w:line="300" w:lineRule="auto"/>
+      </w:pPr>
+      <w:r>
+        <w:rPr>
+          <w:rFonts w:ascii="Times New Roman" w:hAnsi="Times New Roman" w:eastAsia="Malgun Gothic"/>
+          <w:b/>
+          <w:i w:val="0"/>
+          <w:sz w:val="22"/>
+        </w:rPr>
+        <w:t xml:space="preserve">Павел: </w:t>
+      </w:r>
+      <w:r>
+        <w:rPr>
+          <w:rFonts w:ascii="Times New Roman" w:hAnsi="Times New Roman" w:eastAsia="Malgun Gothic"/>
+          <w:b w:val="0"/>
           <w:i/>
           <w:color w:val="555555"/>
           <w:sz w:val="22"/>
         </w:rPr>
-        <w:t>(тихо, у двери)</w:t>
+        <w:t>(кладёт на стол ключ от офиса)</w:t>
       </w:r>
       <w:r>
         <w:rPr>
@@ -1657,7 +2525,7 @@
           <w:i w:val="0"/>
           <w:sz w:val="22"/>
         </w:rPr>
-        <w:t xml:space="preserve"> Я правда сожалею, Лёша. Что бы ты сейчас обо мне ни думал.</w:t>
+        <w:t xml:space="preserve"> Доступ к папке я… ты и так закроешь. Пусть хоть ключ будет от меня.</w:t>
       </w:r>
     </w:p>
     <w:p>
@@ -1677,10 +2545,132 @@
         <w:rPr>
           <w:rFonts w:ascii="Times New Roman" w:hAnsi="Times New Roman" w:eastAsia="Malgun Gothic"/>
           <w:b w:val="0"/>
+          <w:i/>
+          <w:color w:val="555555"/>
+          <w:sz w:val="22"/>
+        </w:rPr>
+        <w:t>(не глядя на ключ)</w:t>
+      </w:r>
+      <w:r>
+        <w:rPr>
+          <w:rFonts w:ascii="Times New Roman" w:hAnsi="Times New Roman" w:eastAsia="Malgun Gothic"/>
+          <w:b w:val="0"/>
           <w:i w:val="0"/>
           <w:sz w:val="22"/>
         </w:rPr>
+        <w:t xml:space="preserve"> Положи и иди.</w:t>
+      </w:r>
+    </w:p>
+    <w:p>
+      <w:pPr>
+        <w:spacing w:before="0" w:after="110" w:line="300" w:lineRule="auto"/>
+      </w:pPr>
+      <w:r>
+        <w:rPr>
+          <w:rFonts w:ascii="Times New Roman" w:hAnsi="Times New Roman" w:eastAsia="Malgun Gothic"/>
+          <w:b/>
+          <w:i w:val="0"/>
+          <w:sz w:val="22"/>
+        </w:rPr>
+        <w:t xml:space="preserve">Павел: </w:t>
+      </w:r>
+      <w:r>
+        <w:rPr>
+          <w:rFonts w:ascii="Times New Roman" w:hAnsi="Times New Roman" w:eastAsia="Malgun Gothic"/>
+          <w:b w:val="0"/>
+          <w:i/>
+          <w:color w:val="555555"/>
+          <w:sz w:val="22"/>
+        </w:rPr>
+        <w:t>(тихо, у двери)</w:t>
+      </w:r>
+      <w:r>
+        <w:rPr>
+          <w:rFonts w:ascii="Times New Roman" w:hAnsi="Times New Roman" w:eastAsia="Malgun Gothic"/>
+          <w:b w:val="0"/>
+          <w:i w:val="0"/>
+          <w:sz w:val="22"/>
+        </w:rPr>
+        <w:t xml:space="preserve"> Я правда сожалею, Лёша. Что бы ты сейчас обо мне ни думал.</w:t>
+      </w:r>
+    </w:p>
+    <w:p>
+      <w:pPr>
+        <w:spacing w:before="0" w:after="110" w:line="300" w:lineRule="auto"/>
+      </w:pPr>
+      <w:r>
+        <w:rPr>
+          <w:rFonts w:ascii="Times New Roman" w:hAnsi="Times New Roman" w:eastAsia="Malgun Gothic"/>
+          <w:b/>
+          <w:i w:val="0"/>
+          <w:sz w:val="22"/>
+        </w:rPr>
+        <w:t xml:space="preserve">Лёша: </w:t>
+      </w:r>
+      <w:r>
+        <w:rPr>
+          <w:rFonts w:ascii="Times New Roman" w:hAnsi="Times New Roman" w:eastAsia="Malgun Gothic"/>
+          <w:b w:val="0"/>
+          <w:i w:val="0"/>
+          <w:sz w:val="22"/>
+        </w:rPr>
         <w:t>Я верю, что сожалеешь. Это не возвращает Перми свидетеля.</w:t>
+      </w:r>
+    </w:p>
+    <w:p>
+      <w:pPr>
+        <w:spacing w:before="0" w:after="110" w:line="300" w:lineRule="auto"/>
+      </w:pPr>
+      <w:r>
+        <w:rPr>
+          <w:rFonts w:ascii="Times New Roman" w:hAnsi="Times New Roman" w:eastAsia="Malgun Gothic"/>
+          <w:b/>
+          <w:i w:val="0"/>
+          <w:sz w:val="22"/>
+        </w:rPr>
+        <w:t xml:space="preserve">Павел: </w:t>
+      </w:r>
+      <w:r>
+        <w:rPr>
+          <w:rFonts w:ascii="Times New Roman" w:hAnsi="Times New Roman" w:eastAsia="Malgun Gothic"/>
+          <w:b w:val="0"/>
+          <w:i/>
+          <w:color w:val="555555"/>
+          <w:sz w:val="22"/>
+        </w:rPr>
+        <w:t>(уже в дверях, не оборачиваясь)</w:t>
+      </w:r>
+      <w:r>
+        <w:rPr>
+          <w:rFonts w:ascii="Times New Roman" w:hAnsi="Times New Roman" w:eastAsia="Malgun Gothic"/>
+          <w:b w:val="0"/>
+          <w:i w:val="0"/>
+          <w:sz w:val="22"/>
+        </w:rPr>
+        <w:t xml:space="preserve"> Лёш… ты когда-нибудь…</w:t>
+      </w:r>
+    </w:p>
+    <w:p>
+      <w:pPr>
+        <w:spacing w:before="0" w:after="110" w:line="300" w:lineRule="auto"/>
+      </w:pPr>
+      <w:r>
+        <w:rPr>
+          <w:rFonts w:ascii="Times New Roman" w:hAnsi="Times New Roman" w:eastAsia="Malgun Gothic"/>
+          <w:b/>
+          <w:i w:val="0"/>
+          <w:sz w:val="22"/>
+        </w:rPr>
+        <w:t xml:space="preserve">Лёша: </w:t>
+      </w:r>
+      <w:r>
+        <w:rPr>
+          <w:rFonts w:ascii="Times New Roman" w:hAnsi="Times New Roman" w:eastAsia="Malgun Gothic"/>
+          <w:b w:val="0"/>
+          <w:i w:val="0"/>
+          <w:sz w:val="22"/>
+        </w:rPr>
+        <w:t>Не сейчас, Паша. Просто уходи.</w:t>
       </w:r>
     </w:p>
     <w:p>
@@ -1711,7 +2701,7 @@
           <w:color w:val="1F3864"/>
           <w:sz w:val="26"/>
         </w:rPr>
-        <w:t>장면 7 — 올가와의 영상통화</w:t>
+        <w:t>장면 7 — 밤, 카탸</w:t>
       </w:r>
     </w:p>
     <w:p>
@@ -1725,7 +2715,7 @@
           <w:i w:val="0"/>
           <w:sz w:val="22"/>
         </w:rPr>
-        <w:t xml:space="preserve">Ольга: </w:t>
+        <w:t xml:space="preserve">Катя: </w:t>
       </w:r>
       <w:r>
         <w:rPr>
@@ -1735,7 +2725,7 @@
           <w:color w:val="555555"/>
           <w:sz w:val="22"/>
         </w:rPr>
-        <w:t>(на экране)</w:t>
+        <w:t>(заглядывает в кабинет)</w:t>
       </w:r>
       <w:r>
         <w:rPr>
@@ -1744,7 +2734,7 @@
           <w:i w:val="0"/>
           <w:sz w:val="22"/>
         </w:rPr>
-        <w:t xml:space="preserve"> Алексей? Вы звоните в неурочное время. Что-то с моим делом?</w:t>
+        <w:t xml:space="preserve"> Алексей Николаевич? Я видела его на лестнице. Он прошёл мимо и даже не поздоровался. Он… плакал?</w:t>
       </w:r>
     </w:p>
     <w:p>
@@ -1759,29 +2749,6 @@
           <w:sz w:val="22"/>
         </w:rPr>
         <w:t xml:space="preserve">Лёша: </w:t>
-      </w:r>
-      <w:r>
-        <w:rPr>
-          <w:rFonts w:ascii="Times New Roman" w:hAnsi="Times New Roman" w:eastAsia="Malgun Gothic"/>
-          <w:b w:val="0"/>
-          <w:i w:val="0"/>
-          <w:sz w:val="22"/>
-        </w:rPr>
-        <w:t>Не с вашим. Пермское дело провалено. Утечка. Это Паша.</w:t>
-      </w:r>
-    </w:p>
-    <w:p>
-      <w:pPr>
-        <w:spacing w:before="0" w:after="110" w:line="300" w:lineRule="auto"/>
-      </w:pPr>
-      <w:r>
-        <w:rPr>
-          <w:rFonts w:ascii="Times New Roman" w:hAnsi="Times New Roman" w:eastAsia="Malgun Gothic"/>
-          <w:b/>
-          <w:i w:val="0"/>
-          <w:sz w:val="22"/>
-        </w:rPr>
-        <w:t xml:space="preserve">Ольга: </w:t>
       </w:r>
       <w:r>
         <w:rPr>
@@ -1791,7 +2758,7 @@
           <w:color w:val="555555"/>
           <w:sz w:val="22"/>
         </w:rPr>
-        <w:t>(долгая пауза)</w:t>
+        <w:t>(не поднимая головы)</w:t>
       </w:r>
       <w:r>
         <w:rPr>
@@ -1800,7 +2767,7 @@
           <w:i w:val="0"/>
           <w:sz w:val="22"/>
         </w:rPr>
-        <w:t xml:space="preserve"> Мне жаль, Алексей.</w:t>
+        <w:t xml:space="preserve"> Закрой доступ к общей папке для всех, кроме нас двоих. И смени пароль от почты «Света».</w:t>
       </w:r>
     </w:p>
     <w:p>
@@ -1814,7 +2781,7 @@
           <w:i w:val="0"/>
           <w:sz w:val="22"/>
         </w:rPr>
-        <w:t xml:space="preserve">Лёша: </w:t>
+        <w:t xml:space="preserve">Катя: </w:t>
       </w:r>
       <w:r>
         <w:rPr>
@@ -1823,182 +2790,7 @@
           <w:i w:val="0"/>
           <w:sz w:val="22"/>
         </w:rPr>
-        <w:t>Я должен был послушать вас раньше. Вы предупреждали. Дважды.</w:t>
-      </w:r>
-    </w:p>
-    <w:p>
-      <w:pPr>
-        <w:spacing w:before="0" w:after="110" w:line="300" w:lineRule="auto"/>
-      </w:pPr>
-      <w:r>
-        <w:rPr>
-          <w:rFonts w:ascii="Times New Roman" w:hAnsi="Times New Roman" w:eastAsia="Malgun Gothic"/>
-          <w:b/>
-          <w:i w:val="0"/>
-          <w:sz w:val="22"/>
-        </w:rPr>
-        <w:t xml:space="preserve">Ольга: </w:t>
-      </w:r>
-      <w:r>
-        <w:rPr>
-          <w:rFonts w:ascii="Times New Roman" w:hAnsi="Times New Roman" w:eastAsia="Malgun Gothic"/>
-          <w:b w:val="0"/>
-          <w:i w:val="0"/>
-          <w:sz w:val="22"/>
-        </w:rPr>
-        <w:t>Предупреждала, но не радуюсь, что оказалась права. Такое никогда не бывает приятно.</w:t>
-      </w:r>
-    </w:p>
-    <w:p>
-      <w:pPr>
-        <w:spacing w:before="0" w:after="110" w:line="300" w:lineRule="auto"/>
-      </w:pPr>
-      <w:r>
-        <w:rPr>
-          <w:rFonts w:ascii="Times New Roman" w:hAnsi="Times New Roman" w:eastAsia="Malgun Gothic"/>
-          <w:b/>
-          <w:i w:val="0"/>
-          <w:sz w:val="22"/>
-        </w:rPr>
-        <w:t xml:space="preserve">Лёша: </w:t>
-      </w:r>
-      <w:r>
-        <w:rPr>
-          <w:rFonts w:ascii="Times New Roman" w:hAnsi="Times New Roman" w:eastAsia="Malgun Gothic"/>
-          <w:b w:val="0"/>
-          <w:i w:val="0"/>
-          <w:sz w:val="22"/>
-        </w:rPr>
-        <w:t>Лермонтов написал: «И скучно и грустно, и некому руку подать в минуту душевной невзгоды». В школе я думал, это про скуку.</w:t>
-      </w:r>
-    </w:p>
-    <w:p>
-      <w:pPr>
-        <w:spacing w:before="0" w:after="110" w:line="300" w:lineRule="auto"/>
-      </w:pPr>
-      <w:r>
-        <w:rPr>
-          <w:rFonts w:ascii="Times New Roman" w:hAnsi="Times New Roman" w:eastAsia="Malgun Gothic"/>
-          <w:b/>
-          <w:i w:val="0"/>
-          <w:sz w:val="22"/>
-        </w:rPr>
-        <w:t xml:space="preserve">Ольга: </w:t>
-      </w:r>
-      <w:r>
-        <w:rPr>
-          <w:rFonts w:ascii="Times New Roman" w:hAnsi="Times New Roman" w:eastAsia="Malgun Gothic"/>
-          <w:b w:val="0"/>
-          <w:i w:val="0"/>
-          <w:sz w:val="22"/>
-        </w:rPr>
-        <w:t>Это про одиночество. Но руку вам есть кому подать — Кате, Дарье, мне, хоть и через экран. Не делайте из одного предательства вывод обо всех.</w:t>
-      </w:r>
-    </w:p>
-    <w:p>
-      <w:pPr>
-        <w:spacing w:before="0" w:after="110" w:line="300" w:lineRule="auto"/>
-      </w:pPr>
-      <w:r>
-        <w:rPr>
-          <w:rFonts w:ascii="Times New Roman" w:hAnsi="Times New Roman" w:eastAsia="Malgun Gothic"/>
-          <w:b/>
-          <w:i w:val="0"/>
-          <w:sz w:val="22"/>
-        </w:rPr>
-        <w:t xml:space="preserve">Лёша: </w:t>
-      </w:r>
-      <w:r>
-        <w:rPr>
-          <w:rFonts w:ascii="Times New Roman" w:hAnsi="Times New Roman" w:eastAsia="Malgun Gothic"/>
-          <w:b w:val="0"/>
-          <w:i w:val="0"/>
-          <w:sz w:val="22"/>
-        </w:rPr>
-        <w:t>Что мне делать с Пермским делом теперь?</w:t>
-      </w:r>
-    </w:p>
-    <w:p>
-      <w:pPr>
-        <w:spacing w:before="0" w:after="110" w:line="300" w:lineRule="auto"/>
-      </w:pPr>
-      <w:r>
-        <w:rPr>
-          <w:rFonts w:ascii="Times New Roman" w:hAnsi="Times New Roman" w:eastAsia="Malgun Gothic"/>
-          <w:b/>
-          <w:i w:val="0"/>
-          <w:sz w:val="22"/>
-        </w:rPr>
-        <w:t xml:space="preserve">Ольга: </w:t>
-      </w:r>
-      <w:r>
-        <w:rPr>
-          <w:rFonts w:ascii="Times New Roman" w:hAnsi="Times New Roman" w:eastAsia="Malgun Gothic"/>
-          <w:b w:val="0"/>
-          <w:i w:val="0"/>
-          <w:sz w:val="22"/>
-        </w:rPr>
-        <w:t>Искать новые пути. Не всё потеряно — есть другие свидетели, вдова бригадира, медицинские карты. Медленнее, сложнее, но не невозможно. И позвоните Зуйкову сами. Не как юрист — как человек, который понимает, почему он испугался.</w:t>
-      </w:r>
-    </w:p>
-    <w:p>
-      <w:pPr>
-        <w:spacing w:before="0" w:after="110" w:line="300" w:lineRule="auto"/>
-      </w:pPr>
-      <w:r>
-        <w:rPr>
-          <w:rFonts w:ascii="Times New Roman" w:hAnsi="Times New Roman" w:eastAsia="Malgun Gothic"/>
-          <w:b/>
-          <w:i w:val="0"/>
-          <w:sz w:val="22"/>
-        </w:rPr>
-        <w:t xml:space="preserve">Лёша: </w:t>
-      </w:r>
-      <w:r>
-        <w:rPr>
-          <w:rFonts w:ascii="Times New Roman" w:hAnsi="Times New Roman" w:eastAsia="Malgun Gothic"/>
-          <w:b w:val="0"/>
-          <w:i w:val="0"/>
-          <w:sz w:val="22"/>
-        </w:rPr>
-        <w:t>А с Пашей?</w:t>
-      </w:r>
-    </w:p>
-    <w:p>
-      <w:pPr>
-        <w:spacing w:before="0" w:after="110" w:line="300" w:lineRule="auto"/>
-      </w:pPr>
-      <w:r>
-        <w:rPr>
-          <w:rFonts w:ascii="Times New Roman" w:hAnsi="Times New Roman" w:eastAsia="Malgun Gothic"/>
-          <w:b/>
-          <w:i w:val="0"/>
-          <w:sz w:val="22"/>
-        </w:rPr>
-        <w:t xml:space="preserve">Ольга: </w:t>
-      </w:r>
-      <w:r>
-        <w:rPr>
-          <w:rFonts w:ascii="Times New Roman" w:hAnsi="Times New Roman" w:eastAsia="Malgun Gothic"/>
-          <w:b w:val="0"/>
-          <w:i w:val="0"/>
-          <w:sz w:val="22"/>
-        </w:rPr>
-        <w:t>Это уже не рабочий вопрос, Алексей. Это вопрос вашего сердца. Только вы решите, сможете ли когда-нибудь простить, и если да — на каких условиях.</w:t>
-      </w:r>
-    </w:p>
-    <w:p>
-      <w:pPr>
-        <w:spacing w:before="0" w:after="110" w:line="300" w:lineRule="auto"/>
-      </w:pPr>
-      <w:r>
-        <w:rPr>
-          <w:rFonts w:ascii="Times New Roman" w:hAnsi="Times New Roman" w:eastAsia="Malgun Gothic"/>
-          <w:b/>
-          <w:i w:val="0"/>
-          <w:sz w:val="22"/>
-        </w:rPr>
-        <w:t xml:space="preserve">Лёша: </w:t>
+        <w:t xml:space="preserve">Уже закрываю. </w:t>
       </w:r>
       <w:r>
         <w:rPr>
@@ -2008,7 +2800,7 @@
           <w:color w:val="555555"/>
           <w:sz w:val="22"/>
         </w:rPr>
-        <w:t>(тихо)</w:t>
+        <w:t>(пауза)</w:t>
       </w:r>
       <w:r>
         <w:rPr>
@@ -2017,7 +2809,7 @@
           <w:i w:val="0"/>
           <w:sz w:val="22"/>
         </w:rPr>
-        <w:t xml:space="preserve"> Не знаю, смогу ли вообще.</w:t>
+        <w:t xml:space="preserve"> Мне очень жаль, Алексей Николаевич. Честно. Я лучше бы ошиблась.</w:t>
       </w:r>
     </w:p>
     <w:p>
@@ -2031,7 +2823,7 @@
           <w:i w:val="0"/>
           <w:sz w:val="22"/>
         </w:rPr>
-        <w:t xml:space="preserve">Ольга: </w:t>
+        <w:t xml:space="preserve">Лёша: </w:t>
       </w:r>
       <w:r>
         <w:rPr>
@@ -2040,7 +2832,169 @@
           <w:i w:val="0"/>
           <w:sz w:val="22"/>
         </w:rPr>
-        <w:t>Тогда и не торопитесь с ответом. Некоторые раны нужно оставить в покое, пока они сами не начнут заживать. Или не начнут.</w:t>
+        <w:t>Ты не ошиблась. Ты сделала то, что я должен был сделать два месяца назад.</w:t>
+      </w:r>
+    </w:p>
+    <w:p>
+      <w:pPr>
+        <w:spacing w:before="0" w:after="110" w:line="300" w:lineRule="auto"/>
+      </w:pPr>
+      <w:r>
+        <w:rPr>
+          <w:rFonts w:ascii="Times New Roman" w:hAnsi="Times New Roman" w:eastAsia="Malgun Gothic"/>
+          <w:b/>
+          <w:i w:val="0"/>
+          <w:sz w:val="22"/>
+        </w:rPr>
+        <w:t xml:space="preserve">Катя: </w:t>
+      </w:r>
+      <w:r>
+        <w:rPr>
+          <w:rFonts w:ascii="Times New Roman" w:hAnsi="Times New Roman" w:eastAsia="Malgun Gothic"/>
+          <w:b w:val="0"/>
+          <w:i w:val="0"/>
+          <w:sz w:val="22"/>
+        </w:rPr>
+        <w:t>Вам было труднее. Вы его с детства знаете, а я — только по почте и по голосу в трубке.</w:t>
+      </w:r>
+    </w:p>
+    <w:p>
+      <w:pPr>
+        <w:spacing w:before="0" w:after="110" w:line="300" w:lineRule="auto"/>
+      </w:pPr>
+      <w:r>
+        <w:rPr>
+          <w:rFonts w:ascii="Times New Roman" w:hAnsi="Times New Roman" w:eastAsia="Malgun Gothic"/>
+          <w:b/>
+          <w:i w:val="0"/>
+          <w:sz w:val="22"/>
+        </w:rPr>
+        <w:t xml:space="preserve">Лёша: </w:t>
+      </w:r>
+      <w:r>
+        <w:rPr>
+          <w:rFonts w:ascii="Times New Roman" w:hAnsi="Times New Roman" w:eastAsia="Malgun Gothic"/>
+          <w:b w:val="0"/>
+          <w:i w:val="0"/>
+          <w:sz w:val="22"/>
+        </w:rPr>
+        <w:t>По голосу иногда слышнее, Катя.</w:t>
+      </w:r>
+    </w:p>
+    <w:p>
+      <w:pPr>
+        <w:spacing w:before="0" w:after="110" w:line="300" w:lineRule="auto"/>
+      </w:pPr>
+      <w:r>
+        <w:rPr>
+          <w:rFonts w:ascii="Times New Roman" w:hAnsi="Times New Roman" w:eastAsia="Malgun Gothic"/>
+          <w:b/>
+          <w:i w:val="0"/>
+          <w:sz w:val="22"/>
+        </w:rPr>
+        <w:t xml:space="preserve">Катя: </w:t>
+      </w:r>
+      <w:r>
+        <w:rPr>
+          <w:rFonts w:ascii="Times New Roman" w:hAnsi="Times New Roman" w:eastAsia="Malgun Gothic"/>
+          <w:b w:val="0"/>
+          <w:i w:val="0"/>
+          <w:sz w:val="22"/>
+        </w:rPr>
+        <w:t>А Пермь? Мы ещё можем?</w:t>
+      </w:r>
+    </w:p>
+    <w:p>
+      <w:pPr>
+        <w:spacing w:before="0" w:after="110" w:line="300" w:lineRule="auto"/>
+      </w:pPr>
+      <w:r>
+        <w:rPr>
+          <w:rFonts w:ascii="Times New Roman" w:hAnsi="Times New Roman" w:eastAsia="Malgun Gothic"/>
+          <w:b/>
+          <w:i w:val="0"/>
+          <w:sz w:val="22"/>
+        </w:rPr>
+        <w:t xml:space="preserve">Лёша: </w:t>
+      </w:r>
+      <w:r>
+        <w:rPr>
+          <w:rFonts w:ascii="Times New Roman" w:hAnsi="Times New Roman" w:eastAsia="Malgun Gothic"/>
+          <w:b w:val="0"/>
+          <w:i w:val="0"/>
+          <w:sz w:val="22"/>
+        </w:rPr>
+        <w:t>Можем. Медленнее. Завтра составь список всех, кто подписал письмо вдовы. Сорок три фамилии — это сорок три свидетеля, а не один.</w:t>
+      </w:r>
+    </w:p>
+    <w:p>
+      <w:pPr>
+        <w:spacing w:before="0" w:after="110" w:line="300" w:lineRule="auto"/>
+      </w:pPr>
+      <w:r>
+        <w:rPr>
+          <w:rFonts w:ascii="Times New Roman" w:hAnsi="Times New Roman" w:eastAsia="Malgun Gothic"/>
+          <w:b/>
+          <w:i w:val="0"/>
+          <w:sz w:val="22"/>
+        </w:rPr>
+        <w:t xml:space="preserve">Катя: </w:t>
+      </w:r>
+      <w:r>
+        <w:rPr>
+          <w:rFonts w:ascii="Times New Roman" w:hAnsi="Times New Roman" w:eastAsia="Malgun Gothic"/>
+          <w:b w:val="0"/>
+          <w:i w:val="0"/>
+          <w:sz w:val="22"/>
+        </w:rPr>
+        <w:t>Идите домой. Я закрою офис.</w:t>
+      </w:r>
+    </w:p>
+    <w:p>
+      <w:pPr>
+        <w:spacing w:before="0" w:after="110" w:line="300" w:lineRule="auto"/>
+      </w:pPr>
+      <w:r>
+        <w:rPr>
+          <w:rFonts w:ascii="Times New Roman" w:hAnsi="Times New Roman" w:eastAsia="Malgun Gothic"/>
+          <w:b/>
+          <w:i w:val="0"/>
+          <w:sz w:val="22"/>
+        </w:rPr>
+        <w:t xml:space="preserve">Лёша: </w:t>
+      </w:r>
+      <w:r>
+        <w:rPr>
+          <w:rFonts w:ascii="Times New Roman" w:hAnsi="Times New Roman" w:eastAsia="Malgun Gothic"/>
+          <w:b w:val="0"/>
+          <w:i w:val="0"/>
+          <w:sz w:val="22"/>
+        </w:rPr>
+        <w:t>Сейчас. Сначала позвоню Ольге Викторовне. Ей можно говорить только со мной — а мне сейчас, кажется, и не хочется ни с кем другим.</w:t>
+      </w:r>
+    </w:p>
+    <w:p>
+      <w:pPr>
+        <w:spacing w:before="0" w:after="110" w:line="300" w:lineRule="auto"/>
+      </w:pPr>
+      <w:r>
+        <w:rPr>
+          <w:rFonts w:ascii="Times New Roman" w:hAnsi="Times New Roman" w:eastAsia="Malgun Gothic"/>
+          <w:b/>
+          <w:i w:val="0"/>
+          <w:sz w:val="22"/>
+        </w:rPr>
+        <w:t xml:space="preserve">Катя: </w:t>
+      </w:r>
+      <w:r>
+        <w:rPr>
+          <w:rFonts w:ascii="Times New Roman" w:hAnsi="Times New Roman" w:eastAsia="Malgun Gothic"/>
+          <w:b w:val="0"/>
+          <w:i/>
+          <w:color w:val="555555"/>
+          <w:sz w:val="22"/>
+        </w:rPr>
+        <w:t>(тихо выходит, оставляет на столе чашку горячего чая)</w:t>
       </w:r>
     </w:p>
     <w:p>
@@ -2056,12 +3010,12 @@
           <w:color w:val="1F3864"/>
           <w:sz w:val="26"/>
         </w:rPr>
-        <w:t>핵심 문학 인용</w:t>
+        <w:t>장면 8 — 올가와의 영상통화</w:t>
       </w:r>
     </w:p>
     <w:p>
       <w:pPr>
-        <w:spacing w:before="0" w:after="120"/>
+        <w:spacing w:before="0" w:after="110" w:line="300" w:lineRule="auto"/>
       </w:pPr>
       <w:r>
         <w:rPr>
@@ -2070,7 +3024,17 @@
           <w:i w:val="0"/>
           <w:sz w:val="22"/>
         </w:rPr>
-        <w:t>Михаил Лермонтов, «И скучно и грустно…» (лирическое стихотворение): «И скучно и грустно, и некому руку подать / В минуту душевной невзгоды…»</w:t>
+        <w:t xml:space="preserve">Ольга: </w:t>
+      </w:r>
+      <w:r>
+        <w:rPr>
+          <w:rFonts w:ascii="Times New Roman" w:hAnsi="Times New Roman" w:eastAsia="Malgun Gothic"/>
+          <w:b w:val="0"/>
+          <w:i/>
+          <w:color w:val="555555"/>
+          <w:sz w:val="22"/>
+        </w:rPr>
+        <w:t>(на экране)</w:t>
       </w:r>
       <w:r>
         <w:rPr>
@@ -2079,7 +3043,453 @@
           <w:i w:val="0"/>
           <w:sz w:val="22"/>
         </w:rPr>
-        <w:t xml:space="preserve"> — 한국어 해설: 가장 오랜 친구를 내보낸 밤, 료샤가 올가에게 이 구절을 꺼낸다. 올가는 이것이 '지루함'이 아니라 '고독'에 관한 시라고 짚으며, 한 사람의 배신으로 모든 사람을 판단하지 말라고 붙잡는다. 료샤가 처음으로 차갑게 굳어 가는 순간이자, 그 굳음에 맞서는 올가의 마지막 대면 조언이다 (장면 7).</w:t>
+        <w:t xml:space="preserve"> Алексей? Вы звоните в неурочное время. Что-то с моим делом?</w:t>
+      </w:r>
+    </w:p>
+    <w:p>
+      <w:pPr>
+        <w:spacing w:before="0" w:after="110" w:line="300" w:lineRule="auto"/>
+      </w:pPr>
+      <w:r>
+        <w:rPr>
+          <w:rFonts w:ascii="Times New Roman" w:hAnsi="Times New Roman" w:eastAsia="Malgun Gothic"/>
+          <w:b/>
+          <w:i w:val="0"/>
+          <w:sz w:val="22"/>
+        </w:rPr>
+        <w:t xml:space="preserve">Лёша: </w:t>
+      </w:r>
+      <w:r>
+        <w:rPr>
+          <w:rFonts w:ascii="Times New Roman" w:hAnsi="Times New Roman" w:eastAsia="Malgun Gothic"/>
+          <w:b w:val="0"/>
+          <w:i w:val="0"/>
+          <w:sz w:val="22"/>
+        </w:rPr>
+        <w:t>Не с вашим. Пермское дело провалено. Утечка. Это Паша.</w:t>
+      </w:r>
+    </w:p>
+    <w:p>
+      <w:pPr>
+        <w:spacing w:before="0" w:after="110" w:line="300" w:lineRule="auto"/>
+      </w:pPr>
+      <w:r>
+        <w:rPr>
+          <w:rFonts w:ascii="Times New Roman" w:hAnsi="Times New Roman" w:eastAsia="Malgun Gothic"/>
+          <w:b/>
+          <w:i w:val="0"/>
+          <w:sz w:val="22"/>
+        </w:rPr>
+        <w:t xml:space="preserve">Ольга: </w:t>
+      </w:r>
+      <w:r>
+        <w:rPr>
+          <w:rFonts w:ascii="Times New Roman" w:hAnsi="Times New Roman" w:eastAsia="Malgun Gothic"/>
+          <w:b w:val="0"/>
+          <w:i/>
+          <w:color w:val="555555"/>
+          <w:sz w:val="22"/>
+        </w:rPr>
+        <w:t>(долгая пауза)</w:t>
+      </w:r>
+      <w:r>
+        <w:rPr>
+          <w:rFonts w:ascii="Times New Roman" w:hAnsi="Times New Roman" w:eastAsia="Malgun Gothic"/>
+          <w:b w:val="0"/>
+          <w:i w:val="0"/>
+          <w:sz w:val="22"/>
+        </w:rPr>
+        <w:t xml:space="preserve"> Мне жаль, Алексей.</w:t>
+      </w:r>
+    </w:p>
+    <w:p>
+      <w:pPr>
+        <w:spacing w:before="0" w:after="110" w:line="300" w:lineRule="auto"/>
+      </w:pPr>
+      <w:r>
+        <w:rPr>
+          <w:rFonts w:ascii="Times New Roman" w:hAnsi="Times New Roman" w:eastAsia="Malgun Gothic"/>
+          <w:b/>
+          <w:i w:val="0"/>
+          <w:sz w:val="22"/>
+        </w:rPr>
+        <w:t xml:space="preserve">Лёша: </w:t>
+      </w:r>
+      <w:r>
+        <w:rPr>
+          <w:rFonts w:ascii="Times New Roman" w:hAnsi="Times New Roman" w:eastAsia="Malgun Gothic"/>
+          <w:b w:val="0"/>
+          <w:i w:val="0"/>
+          <w:sz w:val="22"/>
+        </w:rPr>
+        <w:t>Я должен был послушать вас раньше. Вы предупреждали. Дважды.</w:t>
+      </w:r>
+    </w:p>
+    <w:p>
+      <w:pPr>
+        <w:spacing w:before="0" w:after="110" w:line="300" w:lineRule="auto"/>
+      </w:pPr>
+      <w:r>
+        <w:rPr>
+          <w:rFonts w:ascii="Times New Roman" w:hAnsi="Times New Roman" w:eastAsia="Malgun Gothic"/>
+          <w:b/>
+          <w:i w:val="0"/>
+          <w:sz w:val="22"/>
+        </w:rPr>
+        <w:t xml:space="preserve">Ольга: </w:t>
+      </w:r>
+      <w:r>
+        <w:rPr>
+          <w:rFonts w:ascii="Times New Roman" w:hAnsi="Times New Roman" w:eastAsia="Malgun Gothic"/>
+          <w:b w:val="0"/>
+          <w:i w:val="0"/>
+          <w:sz w:val="22"/>
+        </w:rPr>
+        <w:t>Предупреждала, но не радуюсь, что оказалась права. Такое никогда не бывает приятно.</w:t>
+      </w:r>
+    </w:p>
+    <w:p>
+      <w:pPr>
+        <w:spacing w:before="0" w:after="110" w:line="300" w:lineRule="auto"/>
+      </w:pPr>
+      <w:r>
+        <w:rPr>
+          <w:rFonts w:ascii="Times New Roman" w:hAnsi="Times New Roman" w:eastAsia="Malgun Gothic"/>
+          <w:b/>
+          <w:i w:val="0"/>
+          <w:sz w:val="22"/>
+        </w:rPr>
+        <w:t xml:space="preserve">Лёша: </w:t>
+      </w:r>
+      <w:r>
+        <w:rPr>
+          <w:rFonts w:ascii="Times New Roman" w:hAnsi="Times New Roman" w:eastAsia="Malgun Gothic"/>
+          <w:b w:val="0"/>
+          <w:i w:val="0"/>
+          <w:sz w:val="22"/>
+        </w:rPr>
+        <w:t>Он плакал, Ольга Викторовна. Я с первого класса ни разу не видел, чтобы Паша плакал.</w:t>
+      </w:r>
+    </w:p>
+    <w:p>
+      <w:pPr>
+        <w:spacing w:before="0" w:after="110" w:line="300" w:lineRule="auto"/>
+      </w:pPr>
+      <w:r>
+        <w:rPr>
+          <w:rFonts w:ascii="Times New Roman" w:hAnsi="Times New Roman" w:eastAsia="Malgun Gothic"/>
+          <w:b/>
+          <w:i w:val="0"/>
+          <w:sz w:val="22"/>
+        </w:rPr>
+        <w:t xml:space="preserve">Ольга: </w:t>
+      </w:r>
+      <w:r>
+        <w:rPr>
+          <w:rFonts w:ascii="Times New Roman" w:hAnsi="Times New Roman" w:eastAsia="Malgun Gothic"/>
+          <w:b w:val="0"/>
+          <w:i w:val="0"/>
+          <w:sz w:val="22"/>
+        </w:rPr>
+        <w:t>Это не оправдание и не обвинение. Это просто значит, что ему тоже больно. Можно злиться и при этом помнить об этом.</w:t>
+      </w:r>
+    </w:p>
+    <w:p>
+      <w:pPr>
+        <w:spacing w:before="0" w:after="110" w:line="300" w:lineRule="auto"/>
+      </w:pPr>
+      <w:r>
+        <w:rPr>
+          <w:rFonts w:ascii="Times New Roman" w:hAnsi="Times New Roman" w:eastAsia="Malgun Gothic"/>
+          <w:b/>
+          <w:i w:val="0"/>
+          <w:sz w:val="22"/>
+        </w:rPr>
+        <w:t xml:space="preserve">Лёша: </w:t>
+      </w:r>
+      <w:r>
+        <w:rPr>
+          <w:rFonts w:ascii="Times New Roman" w:hAnsi="Times New Roman" w:eastAsia="Malgun Gothic"/>
+          <w:b w:val="0"/>
+          <w:i w:val="0"/>
+          <w:sz w:val="22"/>
+        </w:rPr>
+        <w:t>Лермонтов написал: «И скучно и грустно, и некому руку подать в минуту душевной невзгоды». В школе я думал, это про скуку.</w:t>
+      </w:r>
+    </w:p>
+    <w:p>
+      <w:pPr>
+        <w:spacing w:before="0" w:after="110" w:line="300" w:lineRule="auto"/>
+      </w:pPr>
+      <w:r>
+        <w:rPr>
+          <w:rFonts w:ascii="Times New Roman" w:hAnsi="Times New Roman" w:eastAsia="Malgun Gothic"/>
+          <w:b/>
+          <w:i w:val="0"/>
+          <w:sz w:val="22"/>
+        </w:rPr>
+        <w:t xml:space="preserve">Ольга: </w:t>
+      </w:r>
+      <w:r>
+        <w:rPr>
+          <w:rFonts w:ascii="Times New Roman" w:hAnsi="Times New Roman" w:eastAsia="Malgun Gothic"/>
+          <w:b w:val="0"/>
+          <w:i w:val="0"/>
+          <w:sz w:val="22"/>
+        </w:rPr>
+        <w:t>Это про одиночество. Но руку вам есть кому подать — Кате, Дарье, мне, хоть и через экран. Не делайте из одного предательства вывод обо всех.</w:t>
+      </w:r>
+    </w:p>
+    <w:p>
+      <w:pPr>
+        <w:spacing w:before="0" w:after="110" w:line="300" w:lineRule="auto"/>
+      </w:pPr>
+      <w:r>
+        <w:rPr>
+          <w:rFonts w:ascii="Times New Roman" w:hAnsi="Times New Roman" w:eastAsia="Malgun Gothic"/>
+          <w:b/>
+          <w:i w:val="0"/>
+          <w:sz w:val="22"/>
+        </w:rPr>
+        <w:t xml:space="preserve">Лёша: </w:t>
+      </w:r>
+      <w:r>
+        <w:rPr>
+          <w:rFonts w:ascii="Times New Roman" w:hAnsi="Times New Roman" w:eastAsia="Malgun Gothic"/>
+          <w:b w:val="0"/>
+          <w:i w:val="0"/>
+          <w:sz w:val="22"/>
+        </w:rPr>
+        <w:t>Что мне делать с Пермским делом теперь?</w:t>
+      </w:r>
+    </w:p>
+    <w:p>
+      <w:pPr>
+        <w:spacing w:before="0" w:after="110" w:line="300" w:lineRule="auto"/>
+      </w:pPr>
+      <w:r>
+        <w:rPr>
+          <w:rFonts w:ascii="Times New Roman" w:hAnsi="Times New Roman" w:eastAsia="Malgun Gothic"/>
+          <w:b/>
+          <w:i w:val="0"/>
+          <w:sz w:val="22"/>
+        </w:rPr>
+        <w:t xml:space="preserve">Ольга: </w:t>
+      </w:r>
+      <w:r>
+        <w:rPr>
+          <w:rFonts w:ascii="Times New Roman" w:hAnsi="Times New Roman" w:eastAsia="Malgun Gothic"/>
+          <w:b w:val="0"/>
+          <w:i w:val="0"/>
+          <w:sz w:val="22"/>
+        </w:rPr>
+        <w:t>Искать новые пути. Не всё потеряно — есть другие свидетели, вдова бригадира, медицинские карты. Медленнее, сложнее, но не невозможно. И позвоните Зуйкову сами. Не как юрист — как человек, который понимает, почему он испугался.</w:t>
+      </w:r>
+    </w:p>
+    <w:p>
+      <w:pPr>
+        <w:spacing w:before="0" w:after="110" w:line="300" w:lineRule="auto"/>
+      </w:pPr>
+      <w:r>
+        <w:rPr>
+          <w:rFonts w:ascii="Times New Roman" w:hAnsi="Times New Roman" w:eastAsia="Malgun Gothic"/>
+          <w:b/>
+          <w:i w:val="0"/>
+          <w:sz w:val="22"/>
+        </w:rPr>
+        <w:t xml:space="preserve">Лёша: </w:t>
+      </w:r>
+      <w:r>
+        <w:rPr>
+          <w:rFonts w:ascii="Times New Roman" w:hAnsi="Times New Roman" w:eastAsia="Malgun Gothic"/>
+          <w:b w:val="0"/>
+          <w:i w:val="0"/>
+          <w:sz w:val="22"/>
+        </w:rPr>
+        <w:t xml:space="preserve">Позвоню. Завтра утром. </w:t>
+      </w:r>
+      <w:r>
+        <w:rPr>
+          <w:rFonts w:ascii="Times New Roman" w:hAnsi="Times New Roman" w:eastAsia="Malgun Gothic"/>
+          <w:b w:val="0"/>
+          <w:i/>
+          <w:color w:val="555555"/>
+          <w:sz w:val="22"/>
+        </w:rPr>
+        <w:t>(пауза)</w:t>
+      </w:r>
+      <w:r>
+        <w:rPr>
+          <w:rFonts w:ascii="Times New Roman" w:hAnsi="Times New Roman" w:eastAsia="Malgun Gothic"/>
+          <w:b w:val="0"/>
+          <w:i w:val="0"/>
+          <w:sz w:val="22"/>
+        </w:rPr>
+        <w:t xml:space="preserve"> Что я ему скажу? «Простите, что вас из-за нас напугали»?</w:t>
+      </w:r>
+    </w:p>
+    <w:p>
+      <w:pPr>
+        <w:spacing w:before="0" w:after="110" w:line="300" w:lineRule="auto"/>
+      </w:pPr>
+      <w:r>
+        <w:rPr>
+          <w:rFonts w:ascii="Times New Roman" w:hAnsi="Times New Roman" w:eastAsia="Malgun Gothic"/>
+          <w:b/>
+          <w:i w:val="0"/>
+          <w:sz w:val="22"/>
+        </w:rPr>
+        <w:t xml:space="preserve">Ольга: </w:t>
+      </w:r>
+      <w:r>
+        <w:rPr>
+          <w:rFonts w:ascii="Times New Roman" w:hAnsi="Times New Roman" w:eastAsia="Malgun Gothic"/>
+          <w:b w:val="0"/>
+          <w:i w:val="0"/>
+          <w:sz w:val="22"/>
+        </w:rPr>
+        <w:t>Примерно так. И ещё — что вы не держите на него зла. Ему сейчас хуже, чем вам.</w:t>
+      </w:r>
+    </w:p>
+    <w:p>
+      <w:pPr>
+        <w:spacing w:before="0" w:after="110" w:line="300" w:lineRule="auto"/>
+      </w:pPr>
+      <w:r>
+        <w:rPr>
+          <w:rFonts w:ascii="Times New Roman" w:hAnsi="Times New Roman" w:eastAsia="Malgun Gothic"/>
+          <w:b/>
+          <w:i w:val="0"/>
+          <w:sz w:val="22"/>
+        </w:rPr>
+        <w:t xml:space="preserve">Лёша: </w:t>
+      </w:r>
+      <w:r>
+        <w:rPr>
+          <w:rFonts w:ascii="Times New Roman" w:hAnsi="Times New Roman" w:eastAsia="Malgun Gothic"/>
+          <w:b w:val="0"/>
+          <w:i w:val="0"/>
+          <w:sz w:val="22"/>
+        </w:rPr>
+        <w:t>А с Пашей?</w:t>
+      </w:r>
+    </w:p>
+    <w:p>
+      <w:pPr>
+        <w:spacing w:before="0" w:after="110" w:line="300" w:lineRule="auto"/>
+      </w:pPr>
+      <w:r>
+        <w:rPr>
+          <w:rFonts w:ascii="Times New Roman" w:hAnsi="Times New Roman" w:eastAsia="Malgun Gothic"/>
+          <w:b/>
+          <w:i w:val="0"/>
+          <w:sz w:val="22"/>
+        </w:rPr>
+        <w:t xml:space="preserve">Ольга: </w:t>
+      </w:r>
+      <w:r>
+        <w:rPr>
+          <w:rFonts w:ascii="Times New Roman" w:hAnsi="Times New Roman" w:eastAsia="Malgun Gothic"/>
+          <w:b w:val="0"/>
+          <w:i w:val="0"/>
+          <w:sz w:val="22"/>
+        </w:rPr>
+        <w:t>Это уже не рабочий вопрос, Алексей. Это вопрос вашего сердца. Только вы решите, сможете ли когда-нибудь простить, и если да — на каких условиях.</w:t>
+      </w:r>
+    </w:p>
+    <w:p>
+      <w:pPr>
+        <w:spacing w:before="0" w:after="110" w:line="300" w:lineRule="auto"/>
+      </w:pPr>
+      <w:r>
+        <w:rPr>
+          <w:rFonts w:ascii="Times New Roman" w:hAnsi="Times New Roman" w:eastAsia="Malgun Gothic"/>
+          <w:b/>
+          <w:i w:val="0"/>
+          <w:sz w:val="22"/>
+        </w:rPr>
+        <w:t xml:space="preserve">Лёша: </w:t>
+      </w:r>
+      <w:r>
+        <w:rPr>
+          <w:rFonts w:ascii="Times New Roman" w:hAnsi="Times New Roman" w:eastAsia="Malgun Gothic"/>
+          <w:b w:val="0"/>
+          <w:i/>
+          <w:color w:val="555555"/>
+          <w:sz w:val="22"/>
+        </w:rPr>
+        <w:t>(тихо)</w:t>
+      </w:r>
+      <w:r>
+        <w:rPr>
+          <w:rFonts w:ascii="Times New Roman" w:hAnsi="Times New Roman" w:eastAsia="Malgun Gothic"/>
+          <w:b w:val="0"/>
+          <w:i w:val="0"/>
+          <w:sz w:val="22"/>
+        </w:rPr>
+        <w:t xml:space="preserve"> Не знаю, смогу ли вообще.</w:t>
+      </w:r>
+    </w:p>
+    <w:p>
+      <w:pPr>
+        <w:spacing w:before="0" w:after="110" w:line="300" w:lineRule="auto"/>
+      </w:pPr>
+      <w:r>
+        <w:rPr>
+          <w:rFonts w:ascii="Times New Roman" w:hAnsi="Times New Roman" w:eastAsia="Malgun Gothic"/>
+          <w:b/>
+          <w:i w:val="0"/>
+          <w:sz w:val="22"/>
+        </w:rPr>
+        <w:t xml:space="preserve">Ольга: </w:t>
+      </w:r>
+      <w:r>
+        <w:rPr>
+          <w:rFonts w:ascii="Times New Roman" w:hAnsi="Times New Roman" w:eastAsia="Malgun Gothic"/>
+          <w:b w:val="0"/>
+          <w:i w:val="0"/>
+          <w:sz w:val="22"/>
+        </w:rPr>
+        <w:t>Тогда и не торопитесь с ответом. Некоторые раны нужно оставить в покое, пока они сами не начнут заживать. Или не начнут.</w:t>
+      </w:r>
+    </w:p>
+    <w:p>
+      <w:pPr>
+        <w:keepNext/>
+        <w:spacing w:before="320" w:after="140"/>
+      </w:pPr>
+      <w:r>
+        <w:rPr>
+          <w:rFonts w:ascii="Times New Roman" w:hAnsi="Times New Roman" w:eastAsia="Malgun Gothic"/>
+          <w:b/>
+          <w:i w:val="0"/>
+          <w:color w:val="1F3864"/>
+          <w:sz w:val="26"/>
+        </w:rPr>
+        <w:t>핵심 문학 인용</w:t>
+      </w:r>
+    </w:p>
+    <w:p>
+      <w:pPr>
+        <w:spacing w:before="0" w:after="120"/>
+      </w:pPr>
+      <w:r>
+        <w:rPr>
+          <w:rFonts w:ascii="Times New Roman" w:hAnsi="Times New Roman" w:eastAsia="Malgun Gothic"/>
+          <w:b/>
+          <w:i w:val="0"/>
+          <w:sz w:val="22"/>
+        </w:rPr>
+        <w:t>Михаил Лермонтов, «И скучно и грустно…» (лирическое стихотворение): «И скучно и грустно, и некому руку подать / В минуту душевной невзгоды…»</w:t>
+      </w:r>
+      <w:r>
+        <w:rPr>
+          <w:rFonts w:ascii="Times New Roman" w:hAnsi="Times New Roman" w:eastAsia="Malgun Gothic"/>
+          <w:b w:val="0"/>
+          <w:i w:val="0"/>
+          <w:sz w:val="22"/>
+        </w:rPr>
+        <w:t xml:space="preserve"> — 한국어 해설: 가장 오랜 친구를 내보낸 밤, 료샤가 올가에게 이 구절을 꺼낸다. 올가는 이것이 '지루함'이 아니라 '고독'에 관한 시라고 짚으며, 한 사람의 배신으로 모든 사람을 판단하지 말라고 붙잡는다. 료샤가 처음으로 차갑게 굳어 가는 순간이자, 그 굳음에 맞서는 올가의 마지막 대면 조언이다 (장면 8).</w:t>
       </w:r>
     </w:p>
     <w:p>

--- a/러시아 인권변호사/2부/2부_10화_파벨의_배신_발각.docx
+++ b/러시아 인권변호사/2부/2부_10화_파벨의_배신_발각.docx
@@ -36,7 +36,7 @@
           <w:i w:val="0"/>
           <w:sz w:val="22"/>
         </w:rPr>
-        <w:t>알렉세이 “료샤” 오를로프(«스베트» 대표) / 파벨 게나디예비치 그리신(료샤의 소꿉친구, 기업법 변호사) / 카탸 리시나(자원활동가) / 올가 네스테로바(가택연금 중, 변호인과의 영상통화) / 이반 세르게예비치 코류킨(페름 지역 변호사, 아키모프 네트워크, 1화에서 언급, 전화로만 등장)</w:t>
+        <w:t>알렉세이 “료샤” 오를로프(«스베트» 대표) / 파벨 겐나디예비치 그리신(료샤의 소꿉친구, 기업법 변호사) / 카탸 리시나(자원활동가) / 올가 네스테로바(가택연금 중, 변호인과의 영상통화) / 이반 세르게예비치 코류킨(페름 지역 변호사, 아키모프 네트워크, 1화에서 언급, 전화로만 등장)</w:t>
       </w:r>
     </w:p>
     <w:p>

--- a/러시아 인권변호사/2부/2부_10화_파벨의_배신_발각.docx
+++ b/러시아 인권변호사/2부/2부_10화_파벨의_배신_발각.docx
@@ -645,7 +645,7 @@
           <w:i w:val="0"/>
           <w:sz w:val="22"/>
         </w:rPr>
-        <w:t>Экспертизу видели пятеро: вы, я, Корюкин, Ольга Викторовна — до ареста, в черновике — и Павел Геннадьевич, через общую папку, он же готовил иск.</w:t>
+        <w:t>Экспертизу видели пятеро: вы, я, Корюкин, Ольга Викторовна — ещё до ареста, предварительное заключение в черновике — и Павел Геннадьевич, через общую папку, он же готовил иск.</w:t>
       </w:r>
     </w:p>
     <w:p>
